--- a/BigData/IntroductionToBigData/Module7/HiveAndOozie.docx
+++ b/BigData/IntroductionToBigData/Module7/HiveAndOozie.docx
@@ -326,6 +326,241 @@
       <w:r>
         <w:t xml:space="preserve">Scales horizontally for big datasets </w:t>
       </w:r>
+    </w:p>
+    <w:p>
+      <w:r>
+        <w:t>Lecture 2</w:t>
+      </w:r>
+    </w:p>
+    <w:p>
+      <w:r>
+        <w:t>When to use Apache hive</w:t>
+      </w:r>
+    </w:p>
+    <w:p>
+      <w:pPr>
+        <w:pStyle w:val="ListParagraph"/>
+        <w:numPr>
+          <w:ilvl w:val="0"/>
+          <w:numId w:val="5"/>
+        </w:numPr>
+      </w:pPr>
+      <w:r>
+        <w:t>Use cases: When dealing with massive datasets that surpass the capabilities of traditional databases</w:t>
+      </w:r>
+    </w:p>
+    <w:p>
+      <w:pPr>
+        <w:pStyle w:val="ListParagraph"/>
+        <w:numPr>
+          <w:ilvl w:val="0"/>
+          <w:numId w:val="4"/>
+        </w:numPr>
+      </w:pPr>
+      <w:r>
+        <w:t>Why Hive: Hive’s ability to scale horizontally and process extensive volumes of data makes it ideal for handling big data analytics</w:t>
+      </w:r>
+    </w:p>
+    <w:p>
+      <w:r>
+        <w:t>Log Analysis</w:t>
+      </w:r>
+    </w:p>
+    <w:p>
+      <w:pPr>
+        <w:pStyle w:val="ListParagraph"/>
+        <w:numPr>
+          <w:ilvl w:val="0"/>
+          <w:numId w:val="4"/>
+        </w:numPr>
+      </w:pPr>
+      <w:r>
+        <w:t>Use case: Analyzing log data from applications, servers, or devices to extract insights and patterns</w:t>
+      </w:r>
+    </w:p>
+    <w:p>
+      <w:pPr>
+        <w:pStyle w:val="ListParagraph"/>
+        <w:numPr>
+          <w:ilvl w:val="0"/>
+          <w:numId w:val="4"/>
+        </w:numPr>
+      </w:pPr>
+      <w:r>
+        <w:t>Anomaly detection, trend analysis, and user behavior analysis</w:t>
+      </w:r>
+    </w:p>
+    <w:p>
+      <w:pPr>
+        <w:pStyle w:val="ListParagraph"/>
+        <w:numPr>
+          <w:ilvl w:val="0"/>
+          <w:numId w:val="4"/>
+        </w:numPr>
+      </w:pPr>
+      <w:r>
+        <w:t>Why Hive: Hive’s ability to process different types of data makes it a great fit for extracting valuable information from logs</w:t>
+      </w:r>
+    </w:p>
+    <w:p>
+      <w:r>
+        <w:t>ETL (Extract, Transform, Load)</w:t>
+      </w:r>
+    </w:p>
+    <w:p>
+      <w:pPr>
+        <w:pStyle w:val="ListParagraph"/>
+        <w:numPr>
+          <w:ilvl w:val="0"/>
+          <w:numId w:val="4"/>
+        </w:numPr>
+      </w:pPr>
+      <w:r>
+        <w:t xml:space="preserve"> </w:t>
+      </w:r>
+      <w:r>
+        <w:t>Use Case: Transforming raw data into a structured format for analysis and reporting</w:t>
+      </w:r>
+    </w:p>
+    <w:p>
+      <w:pPr>
+        <w:pStyle w:val="ListParagraph"/>
+        <w:numPr>
+          <w:ilvl w:val="0"/>
+          <w:numId w:val="4"/>
+        </w:numPr>
+      </w:pPr>
+      <w:r>
+        <w:t>Why Hive: Hive simplifies ETL operations through its support for data transformation and integration tasks</w:t>
+      </w:r>
+    </w:p>
+    <w:p>
+      <w:r>
+        <w:t>Historical Data Analysis</w:t>
+      </w:r>
+    </w:p>
+    <w:p>
+      <w:pPr>
+        <w:pStyle w:val="ListParagraph"/>
+        <w:numPr>
+          <w:ilvl w:val="0"/>
+          <w:numId w:val="6"/>
+        </w:numPr>
+      </w:pPr>
+      <w:r>
+        <w:t>Use Case: Analyzing historical data trends and patterns for business insights</w:t>
+      </w:r>
+    </w:p>
+    <w:p>
+      <w:pPr>
+        <w:pStyle w:val="ListParagraph"/>
+        <w:numPr>
+          <w:ilvl w:val="0"/>
+          <w:numId w:val="6"/>
+        </w:numPr>
+      </w:pPr>
+      <w:r>
+        <w:t>Why Hive: Hive’s ability to manage large historical datasets efficiently makes it well-suited for retrospective analysis</w:t>
+      </w:r>
+    </w:p>
+    <w:p>
+      <w:r>
+        <w:t>Integration with Hadoop Ecosystem</w:t>
+      </w:r>
+    </w:p>
+    <w:p>
+      <w:pPr>
+        <w:pStyle w:val="ListParagraph"/>
+        <w:numPr>
+          <w:ilvl w:val="0"/>
+          <w:numId w:val="7"/>
+        </w:numPr>
+      </w:pPr>
+      <w:r>
+        <w:t>Use Case: When working within the Apache Hadoop ecosystem</w:t>
+      </w:r>
+    </w:p>
+    <w:p>
+      <w:pPr>
+        <w:pStyle w:val="ListParagraph"/>
+        <w:numPr>
+          <w:ilvl w:val="0"/>
+          <w:numId w:val="7"/>
+        </w:numPr>
+      </w:pPr>
+      <w:r>
+        <w:t>Why Hive: Hive seamlessly integrates with other Hadoop tools, making it an essential component of end-</w:t>
+      </w:r>
+      <w:r>
+        <w:t>to-end</w:t>
+      </w:r>
+      <w:r>
+        <w:t xml:space="preserve"> big data flows</w:t>
+      </w:r>
+    </w:p>
+    <w:p>
+      <w:r>
+        <w:lastRenderedPageBreak/>
+        <w:t>Cloud Integration</w:t>
+      </w:r>
+    </w:p>
+    <w:p>
+      <w:pPr>
+        <w:pStyle w:val="ListParagraph"/>
+        <w:numPr>
+          <w:ilvl w:val="0"/>
+          <w:numId w:val="8"/>
+        </w:numPr>
+      </w:pPr>
+      <w:r>
+        <w:t>Why Hive: Seamlessly Utilizing Hive’s power in cloud based environments</w:t>
+      </w:r>
+    </w:p>
+    <w:p>
+      <w:pPr>
+        <w:pStyle w:val="ListParagraph"/>
+        <w:numPr>
+          <w:ilvl w:val="0"/>
+          <w:numId w:val="8"/>
+        </w:numPr>
+      </w:pPr>
+      <w:r>
+        <w:t>Enhanced scalability, flexibility, and cost effectiveness</w:t>
+      </w:r>
+    </w:p>
+    <w:p>
+      <w:r>
+        <w:t>AI and Machine Learning integration</w:t>
+      </w:r>
+    </w:p>
+    <w:p>
+      <w:pPr>
+        <w:pStyle w:val="ListParagraph"/>
+        <w:numPr>
+          <w:ilvl w:val="0"/>
+          <w:numId w:val="9"/>
+        </w:numPr>
+      </w:pPr>
+      <w:r>
+        <w:t>Why Hive: Leveraging Hive’s data warehousing capabilities for training models</w:t>
+      </w:r>
+    </w:p>
+    <w:p>
+      <w:pPr>
+        <w:pStyle w:val="ListParagraph"/>
+        <w:numPr>
+          <w:ilvl w:val="0"/>
+          <w:numId w:val="9"/>
+        </w:numPr>
+      </w:pPr>
+      <w:r>
+        <w:t>Enabling more advanced analytics and predictive insights</w:t>
+      </w:r>
+    </w:p>
+    <w:p>
+      <w:pPr>
+        <w:pStyle w:val="ListParagraph"/>
+      </w:pPr>
     </w:p>
     <w:sectPr>
       <w:pgSz w:w="12240" w:h="15840"/>
@@ -453,6 +688,571 @@
     </w:lvl>
   </w:abstractNum>
   <w:abstractNum w:abstractNumId="1" w15:restartNumberingAfterBreak="0">
+    <w:nsid w:val="0F2F3735"/>
+    <w:multiLevelType w:val="hybridMultilevel"/>
+    <w:tmpl w:val="62106D30"/>
+    <w:lvl w:ilvl="0" w:tplc="04090001">
+      <w:start w:val="1"/>
+      <w:numFmt w:val="bullet"/>
+      <w:lvlText w:val=""/>
+      <w:lvlJc w:val="left"/>
+      <w:pPr>
+        <w:ind w:left="720" w:hanging="360"/>
+      </w:pPr>
+      <w:rPr>
+        <w:rFonts w:ascii="Symbol" w:hAnsi="Symbol" w:hint="default"/>
+      </w:rPr>
+    </w:lvl>
+    <w:lvl w:ilvl="1" w:tplc="04090003" w:tentative="1">
+      <w:start w:val="1"/>
+      <w:numFmt w:val="bullet"/>
+      <w:lvlText w:val="o"/>
+      <w:lvlJc w:val="left"/>
+      <w:pPr>
+        <w:ind w:left="1440" w:hanging="360"/>
+      </w:pPr>
+      <w:rPr>
+        <w:rFonts w:ascii="Courier New" w:hAnsi="Courier New" w:cs="Courier New" w:hint="default"/>
+      </w:rPr>
+    </w:lvl>
+    <w:lvl w:ilvl="2" w:tplc="04090005" w:tentative="1">
+      <w:start w:val="1"/>
+      <w:numFmt w:val="bullet"/>
+      <w:lvlText w:val=""/>
+      <w:lvlJc w:val="left"/>
+      <w:pPr>
+        <w:ind w:left="2160" w:hanging="360"/>
+      </w:pPr>
+      <w:rPr>
+        <w:rFonts w:ascii="Wingdings" w:hAnsi="Wingdings" w:hint="default"/>
+      </w:rPr>
+    </w:lvl>
+    <w:lvl w:ilvl="3" w:tplc="04090001" w:tentative="1">
+      <w:start w:val="1"/>
+      <w:numFmt w:val="bullet"/>
+      <w:lvlText w:val=""/>
+      <w:lvlJc w:val="left"/>
+      <w:pPr>
+        <w:ind w:left="2880" w:hanging="360"/>
+      </w:pPr>
+      <w:rPr>
+        <w:rFonts w:ascii="Symbol" w:hAnsi="Symbol" w:hint="default"/>
+      </w:rPr>
+    </w:lvl>
+    <w:lvl w:ilvl="4" w:tplc="04090003" w:tentative="1">
+      <w:start w:val="1"/>
+      <w:numFmt w:val="bullet"/>
+      <w:lvlText w:val="o"/>
+      <w:lvlJc w:val="left"/>
+      <w:pPr>
+        <w:ind w:left="3600" w:hanging="360"/>
+      </w:pPr>
+      <w:rPr>
+        <w:rFonts w:ascii="Courier New" w:hAnsi="Courier New" w:cs="Courier New" w:hint="default"/>
+      </w:rPr>
+    </w:lvl>
+    <w:lvl w:ilvl="5" w:tplc="04090005" w:tentative="1">
+      <w:start w:val="1"/>
+      <w:numFmt w:val="bullet"/>
+      <w:lvlText w:val=""/>
+      <w:lvlJc w:val="left"/>
+      <w:pPr>
+        <w:ind w:left="4320" w:hanging="360"/>
+      </w:pPr>
+      <w:rPr>
+        <w:rFonts w:ascii="Wingdings" w:hAnsi="Wingdings" w:hint="default"/>
+      </w:rPr>
+    </w:lvl>
+    <w:lvl w:ilvl="6" w:tplc="04090001" w:tentative="1">
+      <w:start w:val="1"/>
+      <w:numFmt w:val="bullet"/>
+      <w:lvlText w:val=""/>
+      <w:lvlJc w:val="left"/>
+      <w:pPr>
+        <w:ind w:left="5040" w:hanging="360"/>
+      </w:pPr>
+      <w:rPr>
+        <w:rFonts w:ascii="Symbol" w:hAnsi="Symbol" w:hint="default"/>
+      </w:rPr>
+    </w:lvl>
+    <w:lvl w:ilvl="7" w:tplc="04090003" w:tentative="1">
+      <w:start w:val="1"/>
+      <w:numFmt w:val="bullet"/>
+      <w:lvlText w:val="o"/>
+      <w:lvlJc w:val="left"/>
+      <w:pPr>
+        <w:ind w:left="5760" w:hanging="360"/>
+      </w:pPr>
+      <w:rPr>
+        <w:rFonts w:ascii="Courier New" w:hAnsi="Courier New" w:cs="Courier New" w:hint="default"/>
+      </w:rPr>
+    </w:lvl>
+    <w:lvl w:ilvl="8" w:tplc="04090005" w:tentative="1">
+      <w:start w:val="1"/>
+      <w:numFmt w:val="bullet"/>
+      <w:lvlText w:val=""/>
+      <w:lvlJc w:val="left"/>
+      <w:pPr>
+        <w:ind w:left="6480" w:hanging="360"/>
+      </w:pPr>
+      <w:rPr>
+        <w:rFonts w:ascii="Wingdings" w:hAnsi="Wingdings" w:hint="default"/>
+      </w:rPr>
+    </w:lvl>
+  </w:abstractNum>
+  <w:abstractNum w:abstractNumId="2" w15:restartNumberingAfterBreak="0">
+    <w:nsid w:val="1BE971C0"/>
+    <w:multiLevelType w:val="hybridMultilevel"/>
+    <w:tmpl w:val="3078C816"/>
+    <w:lvl w:ilvl="0" w:tplc="04090001">
+      <w:start w:val="1"/>
+      <w:numFmt w:val="bullet"/>
+      <w:lvlText w:val=""/>
+      <w:lvlJc w:val="left"/>
+      <w:pPr>
+        <w:ind w:left="720" w:hanging="360"/>
+      </w:pPr>
+      <w:rPr>
+        <w:rFonts w:ascii="Symbol" w:hAnsi="Symbol" w:hint="default"/>
+      </w:rPr>
+    </w:lvl>
+    <w:lvl w:ilvl="1" w:tplc="04090003" w:tentative="1">
+      <w:start w:val="1"/>
+      <w:numFmt w:val="bullet"/>
+      <w:lvlText w:val="o"/>
+      <w:lvlJc w:val="left"/>
+      <w:pPr>
+        <w:ind w:left="1440" w:hanging="360"/>
+      </w:pPr>
+      <w:rPr>
+        <w:rFonts w:ascii="Courier New" w:hAnsi="Courier New" w:cs="Courier New" w:hint="default"/>
+      </w:rPr>
+    </w:lvl>
+    <w:lvl w:ilvl="2" w:tplc="04090005" w:tentative="1">
+      <w:start w:val="1"/>
+      <w:numFmt w:val="bullet"/>
+      <w:lvlText w:val=""/>
+      <w:lvlJc w:val="left"/>
+      <w:pPr>
+        <w:ind w:left="2160" w:hanging="360"/>
+      </w:pPr>
+      <w:rPr>
+        <w:rFonts w:ascii="Wingdings" w:hAnsi="Wingdings" w:hint="default"/>
+      </w:rPr>
+    </w:lvl>
+    <w:lvl w:ilvl="3" w:tplc="04090001" w:tentative="1">
+      <w:start w:val="1"/>
+      <w:numFmt w:val="bullet"/>
+      <w:lvlText w:val=""/>
+      <w:lvlJc w:val="left"/>
+      <w:pPr>
+        <w:ind w:left="2880" w:hanging="360"/>
+      </w:pPr>
+      <w:rPr>
+        <w:rFonts w:ascii="Symbol" w:hAnsi="Symbol" w:hint="default"/>
+      </w:rPr>
+    </w:lvl>
+    <w:lvl w:ilvl="4" w:tplc="04090003" w:tentative="1">
+      <w:start w:val="1"/>
+      <w:numFmt w:val="bullet"/>
+      <w:lvlText w:val="o"/>
+      <w:lvlJc w:val="left"/>
+      <w:pPr>
+        <w:ind w:left="3600" w:hanging="360"/>
+      </w:pPr>
+      <w:rPr>
+        <w:rFonts w:ascii="Courier New" w:hAnsi="Courier New" w:cs="Courier New" w:hint="default"/>
+      </w:rPr>
+    </w:lvl>
+    <w:lvl w:ilvl="5" w:tplc="04090005" w:tentative="1">
+      <w:start w:val="1"/>
+      <w:numFmt w:val="bullet"/>
+      <w:lvlText w:val=""/>
+      <w:lvlJc w:val="left"/>
+      <w:pPr>
+        <w:ind w:left="4320" w:hanging="360"/>
+      </w:pPr>
+      <w:rPr>
+        <w:rFonts w:ascii="Wingdings" w:hAnsi="Wingdings" w:hint="default"/>
+      </w:rPr>
+    </w:lvl>
+    <w:lvl w:ilvl="6" w:tplc="04090001" w:tentative="1">
+      <w:start w:val="1"/>
+      <w:numFmt w:val="bullet"/>
+      <w:lvlText w:val=""/>
+      <w:lvlJc w:val="left"/>
+      <w:pPr>
+        <w:ind w:left="5040" w:hanging="360"/>
+      </w:pPr>
+      <w:rPr>
+        <w:rFonts w:ascii="Symbol" w:hAnsi="Symbol" w:hint="default"/>
+      </w:rPr>
+    </w:lvl>
+    <w:lvl w:ilvl="7" w:tplc="04090003" w:tentative="1">
+      <w:start w:val="1"/>
+      <w:numFmt w:val="bullet"/>
+      <w:lvlText w:val="o"/>
+      <w:lvlJc w:val="left"/>
+      <w:pPr>
+        <w:ind w:left="5760" w:hanging="360"/>
+      </w:pPr>
+      <w:rPr>
+        <w:rFonts w:ascii="Courier New" w:hAnsi="Courier New" w:cs="Courier New" w:hint="default"/>
+      </w:rPr>
+    </w:lvl>
+    <w:lvl w:ilvl="8" w:tplc="04090005" w:tentative="1">
+      <w:start w:val="1"/>
+      <w:numFmt w:val="bullet"/>
+      <w:lvlText w:val=""/>
+      <w:lvlJc w:val="left"/>
+      <w:pPr>
+        <w:ind w:left="6480" w:hanging="360"/>
+      </w:pPr>
+      <w:rPr>
+        <w:rFonts w:ascii="Wingdings" w:hAnsi="Wingdings" w:hint="default"/>
+      </w:rPr>
+    </w:lvl>
+  </w:abstractNum>
+  <w:abstractNum w:abstractNumId="3" w15:restartNumberingAfterBreak="0">
+    <w:nsid w:val="40CB5AC9"/>
+    <w:multiLevelType w:val="hybridMultilevel"/>
+    <w:tmpl w:val="33C0D040"/>
+    <w:lvl w:ilvl="0" w:tplc="04090001">
+      <w:start w:val="1"/>
+      <w:numFmt w:val="bullet"/>
+      <w:lvlText w:val=""/>
+      <w:lvlJc w:val="left"/>
+      <w:pPr>
+        <w:ind w:left="720" w:hanging="360"/>
+      </w:pPr>
+      <w:rPr>
+        <w:rFonts w:ascii="Symbol" w:hAnsi="Symbol" w:hint="default"/>
+      </w:rPr>
+    </w:lvl>
+    <w:lvl w:ilvl="1" w:tplc="04090003" w:tentative="1">
+      <w:start w:val="1"/>
+      <w:numFmt w:val="bullet"/>
+      <w:lvlText w:val="o"/>
+      <w:lvlJc w:val="left"/>
+      <w:pPr>
+        <w:ind w:left="1440" w:hanging="360"/>
+      </w:pPr>
+      <w:rPr>
+        <w:rFonts w:ascii="Courier New" w:hAnsi="Courier New" w:cs="Courier New" w:hint="default"/>
+      </w:rPr>
+    </w:lvl>
+    <w:lvl w:ilvl="2" w:tplc="04090005" w:tentative="1">
+      <w:start w:val="1"/>
+      <w:numFmt w:val="bullet"/>
+      <w:lvlText w:val=""/>
+      <w:lvlJc w:val="left"/>
+      <w:pPr>
+        <w:ind w:left="2160" w:hanging="360"/>
+      </w:pPr>
+      <w:rPr>
+        <w:rFonts w:ascii="Wingdings" w:hAnsi="Wingdings" w:hint="default"/>
+      </w:rPr>
+    </w:lvl>
+    <w:lvl w:ilvl="3" w:tplc="04090001" w:tentative="1">
+      <w:start w:val="1"/>
+      <w:numFmt w:val="bullet"/>
+      <w:lvlText w:val=""/>
+      <w:lvlJc w:val="left"/>
+      <w:pPr>
+        <w:ind w:left="2880" w:hanging="360"/>
+      </w:pPr>
+      <w:rPr>
+        <w:rFonts w:ascii="Symbol" w:hAnsi="Symbol" w:hint="default"/>
+      </w:rPr>
+    </w:lvl>
+    <w:lvl w:ilvl="4" w:tplc="04090003" w:tentative="1">
+      <w:start w:val="1"/>
+      <w:numFmt w:val="bullet"/>
+      <w:lvlText w:val="o"/>
+      <w:lvlJc w:val="left"/>
+      <w:pPr>
+        <w:ind w:left="3600" w:hanging="360"/>
+      </w:pPr>
+      <w:rPr>
+        <w:rFonts w:ascii="Courier New" w:hAnsi="Courier New" w:cs="Courier New" w:hint="default"/>
+      </w:rPr>
+    </w:lvl>
+    <w:lvl w:ilvl="5" w:tplc="04090005" w:tentative="1">
+      <w:start w:val="1"/>
+      <w:numFmt w:val="bullet"/>
+      <w:lvlText w:val=""/>
+      <w:lvlJc w:val="left"/>
+      <w:pPr>
+        <w:ind w:left="4320" w:hanging="360"/>
+      </w:pPr>
+      <w:rPr>
+        <w:rFonts w:ascii="Wingdings" w:hAnsi="Wingdings" w:hint="default"/>
+      </w:rPr>
+    </w:lvl>
+    <w:lvl w:ilvl="6" w:tplc="04090001" w:tentative="1">
+      <w:start w:val="1"/>
+      <w:numFmt w:val="bullet"/>
+      <w:lvlText w:val=""/>
+      <w:lvlJc w:val="left"/>
+      <w:pPr>
+        <w:ind w:left="5040" w:hanging="360"/>
+      </w:pPr>
+      <w:rPr>
+        <w:rFonts w:ascii="Symbol" w:hAnsi="Symbol" w:hint="default"/>
+      </w:rPr>
+    </w:lvl>
+    <w:lvl w:ilvl="7" w:tplc="04090003" w:tentative="1">
+      <w:start w:val="1"/>
+      <w:numFmt w:val="bullet"/>
+      <w:lvlText w:val="o"/>
+      <w:lvlJc w:val="left"/>
+      <w:pPr>
+        <w:ind w:left="5760" w:hanging="360"/>
+      </w:pPr>
+      <w:rPr>
+        <w:rFonts w:ascii="Courier New" w:hAnsi="Courier New" w:cs="Courier New" w:hint="default"/>
+      </w:rPr>
+    </w:lvl>
+    <w:lvl w:ilvl="8" w:tplc="04090005" w:tentative="1">
+      <w:start w:val="1"/>
+      <w:numFmt w:val="bullet"/>
+      <w:lvlText w:val=""/>
+      <w:lvlJc w:val="left"/>
+      <w:pPr>
+        <w:ind w:left="6480" w:hanging="360"/>
+      </w:pPr>
+      <w:rPr>
+        <w:rFonts w:ascii="Wingdings" w:hAnsi="Wingdings" w:hint="default"/>
+      </w:rPr>
+    </w:lvl>
+  </w:abstractNum>
+  <w:abstractNum w:abstractNumId="4" w15:restartNumberingAfterBreak="0">
+    <w:nsid w:val="4E944435"/>
+    <w:multiLevelType w:val="hybridMultilevel"/>
+    <w:tmpl w:val="DC50AAFE"/>
+    <w:lvl w:ilvl="0" w:tplc="04090001">
+      <w:start w:val="1"/>
+      <w:numFmt w:val="bullet"/>
+      <w:lvlText w:val=""/>
+      <w:lvlJc w:val="left"/>
+      <w:pPr>
+        <w:ind w:left="720" w:hanging="360"/>
+      </w:pPr>
+      <w:rPr>
+        <w:rFonts w:ascii="Symbol" w:hAnsi="Symbol" w:hint="default"/>
+      </w:rPr>
+    </w:lvl>
+    <w:lvl w:ilvl="1" w:tplc="04090003" w:tentative="1">
+      <w:start w:val="1"/>
+      <w:numFmt w:val="bullet"/>
+      <w:lvlText w:val="o"/>
+      <w:lvlJc w:val="left"/>
+      <w:pPr>
+        <w:ind w:left="1440" w:hanging="360"/>
+      </w:pPr>
+      <w:rPr>
+        <w:rFonts w:ascii="Courier New" w:hAnsi="Courier New" w:cs="Courier New" w:hint="default"/>
+      </w:rPr>
+    </w:lvl>
+    <w:lvl w:ilvl="2" w:tplc="04090005" w:tentative="1">
+      <w:start w:val="1"/>
+      <w:numFmt w:val="bullet"/>
+      <w:lvlText w:val=""/>
+      <w:lvlJc w:val="left"/>
+      <w:pPr>
+        <w:ind w:left="2160" w:hanging="360"/>
+      </w:pPr>
+      <w:rPr>
+        <w:rFonts w:ascii="Wingdings" w:hAnsi="Wingdings" w:hint="default"/>
+      </w:rPr>
+    </w:lvl>
+    <w:lvl w:ilvl="3" w:tplc="04090001" w:tentative="1">
+      <w:start w:val="1"/>
+      <w:numFmt w:val="bullet"/>
+      <w:lvlText w:val=""/>
+      <w:lvlJc w:val="left"/>
+      <w:pPr>
+        <w:ind w:left="2880" w:hanging="360"/>
+      </w:pPr>
+      <w:rPr>
+        <w:rFonts w:ascii="Symbol" w:hAnsi="Symbol" w:hint="default"/>
+      </w:rPr>
+    </w:lvl>
+    <w:lvl w:ilvl="4" w:tplc="04090003" w:tentative="1">
+      <w:start w:val="1"/>
+      <w:numFmt w:val="bullet"/>
+      <w:lvlText w:val="o"/>
+      <w:lvlJc w:val="left"/>
+      <w:pPr>
+        <w:ind w:left="3600" w:hanging="360"/>
+      </w:pPr>
+      <w:rPr>
+        <w:rFonts w:ascii="Courier New" w:hAnsi="Courier New" w:cs="Courier New" w:hint="default"/>
+      </w:rPr>
+    </w:lvl>
+    <w:lvl w:ilvl="5" w:tplc="04090005" w:tentative="1">
+      <w:start w:val="1"/>
+      <w:numFmt w:val="bullet"/>
+      <w:lvlText w:val=""/>
+      <w:lvlJc w:val="left"/>
+      <w:pPr>
+        <w:ind w:left="4320" w:hanging="360"/>
+      </w:pPr>
+      <w:rPr>
+        <w:rFonts w:ascii="Wingdings" w:hAnsi="Wingdings" w:hint="default"/>
+      </w:rPr>
+    </w:lvl>
+    <w:lvl w:ilvl="6" w:tplc="04090001" w:tentative="1">
+      <w:start w:val="1"/>
+      <w:numFmt w:val="bullet"/>
+      <w:lvlText w:val=""/>
+      <w:lvlJc w:val="left"/>
+      <w:pPr>
+        <w:ind w:left="5040" w:hanging="360"/>
+      </w:pPr>
+      <w:rPr>
+        <w:rFonts w:ascii="Symbol" w:hAnsi="Symbol" w:hint="default"/>
+      </w:rPr>
+    </w:lvl>
+    <w:lvl w:ilvl="7" w:tplc="04090003" w:tentative="1">
+      <w:start w:val="1"/>
+      <w:numFmt w:val="bullet"/>
+      <w:lvlText w:val="o"/>
+      <w:lvlJc w:val="left"/>
+      <w:pPr>
+        <w:ind w:left="5760" w:hanging="360"/>
+      </w:pPr>
+      <w:rPr>
+        <w:rFonts w:ascii="Courier New" w:hAnsi="Courier New" w:cs="Courier New" w:hint="default"/>
+      </w:rPr>
+    </w:lvl>
+    <w:lvl w:ilvl="8" w:tplc="04090005" w:tentative="1">
+      <w:start w:val="1"/>
+      <w:numFmt w:val="bullet"/>
+      <w:lvlText w:val=""/>
+      <w:lvlJc w:val="left"/>
+      <w:pPr>
+        <w:ind w:left="6480" w:hanging="360"/>
+      </w:pPr>
+      <w:rPr>
+        <w:rFonts w:ascii="Wingdings" w:hAnsi="Wingdings" w:hint="default"/>
+      </w:rPr>
+    </w:lvl>
+  </w:abstractNum>
+  <w:abstractNum w:abstractNumId="5" w15:restartNumberingAfterBreak="0">
+    <w:nsid w:val="546C7ED5"/>
+    <w:multiLevelType w:val="hybridMultilevel"/>
+    <w:tmpl w:val="F6641D82"/>
+    <w:lvl w:ilvl="0" w:tplc="04090001">
+      <w:start w:val="1"/>
+      <w:numFmt w:val="bullet"/>
+      <w:lvlText w:val=""/>
+      <w:lvlJc w:val="left"/>
+      <w:pPr>
+        <w:ind w:left="720" w:hanging="360"/>
+      </w:pPr>
+      <w:rPr>
+        <w:rFonts w:ascii="Symbol" w:hAnsi="Symbol" w:hint="default"/>
+      </w:rPr>
+    </w:lvl>
+    <w:lvl w:ilvl="1" w:tplc="04090003" w:tentative="1">
+      <w:start w:val="1"/>
+      <w:numFmt w:val="bullet"/>
+      <w:lvlText w:val="o"/>
+      <w:lvlJc w:val="left"/>
+      <w:pPr>
+        <w:ind w:left="1440" w:hanging="360"/>
+      </w:pPr>
+      <w:rPr>
+        <w:rFonts w:ascii="Courier New" w:hAnsi="Courier New" w:cs="Courier New" w:hint="default"/>
+      </w:rPr>
+    </w:lvl>
+    <w:lvl w:ilvl="2" w:tplc="04090005" w:tentative="1">
+      <w:start w:val="1"/>
+      <w:numFmt w:val="bullet"/>
+      <w:lvlText w:val=""/>
+      <w:lvlJc w:val="left"/>
+      <w:pPr>
+        <w:ind w:left="2160" w:hanging="360"/>
+      </w:pPr>
+      <w:rPr>
+        <w:rFonts w:ascii="Wingdings" w:hAnsi="Wingdings" w:hint="default"/>
+      </w:rPr>
+    </w:lvl>
+    <w:lvl w:ilvl="3" w:tplc="04090001" w:tentative="1">
+      <w:start w:val="1"/>
+      <w:numFmt w:val="bullet"/>
+      <w:lvlText w:val=""/>
+      <w:lvlJc w:val="left"/>
+      <w:pPr>
+        <w:ind w:left="2880" w:hanging="360"/>
+      </w:pPr>
+      <w:rPr>
+        <w:rFonts w:ascii="Symbol" w:hAnsi="Symbol" w:hint="default"/>
+      </w:rPr>
+    </w:lvl>
+    <w:lvl w:ilvl="4" w:tplc="04090003" w:tentative="1">
+      <w:start w:val="1"/>
+      <w:numFmt w:val="bullet"/>
+      <w:lvlText w:val="o"/>
+      <w:lvlJc w:val="left"/>
+      <w:pPr>
+        <w:ind w:left="3600" w:hanging="360"/>
+      </w:pPr>
+      <w:rPr>
+        <w:rFonts w:ascii="Courier New" w:hAnsi="Courier New" w:cs="Courier New" w:hint="default"/>
+      </w:rPr>
+    </w:lvl>
+    <w:lvl w:ilvl="5" w:tplc="04090005" w:tentative="1">
+      <w:start w:val="1"/>
+      <w:numFmt w:val="bullet"/>
+      <w:lvlText w:val=""/>
+      <w:lvlJc w:val="left"/>
+      <w:pPr>
+        <w:ind w:left="4320" w:hanging="360"/>
+      </w:pPr>
+      <w:rPr>
+        <w:rFonts w:ascii="Wingdings" w:hAnsi="Wingdings" w:hint="default"/>
+      </w:rPr>
+    </w:lvl>
+    <w:lvl w:ilvl="6" w:tplc="04090001" w:tentative="1">
+      <w:start w:val="1"/>
+      <w:numFmt w:val="bullet"/>
+      <w:lvlText w:val=""/>
+      <w:lvlJc w:val="left"/>
+      <w:pPr>
+        <w:ind w:left="5040" w:hanging="360"/>
+      </w:pPr>
+      <w:rPr>
+        <w:rFonts w:ascii="Symbol" w:hAnsi="Symbol" w:hint="default"/>
+      </w:rPr>
+    </w:lvl>
+    <w:lvl w:ilvl="7" w:tplc="04090003" w:tentative="1">
+      <w:start w:val="1"/>
+      <w:numFmt w:val="bullet"/>
+      <w:lvlText w:val="o"/>
+      <w:lvlJc w:val="left"/>
+      <w:pPr>
+        <w:ind w:left="5760" w:hanging="360"/>
+      </w:pPr>
+      <w:rPr>
+        <w:rFonts w:ascii="Courier New" w:hAnsi="Courier New" w:cs="Courier New" w:hint="default"/>
+      </w:rPr>
+    </w:lvl>
+    <w:lvl w:ilvl="8" w:tplc="04090005" w:tentative="1">
+      <w:start w:val="1"/>
+      <w:numFmt w:val="bullet"/>
+      <w:lvlText w:val=""/>
+      <w:lvlJc w:val="left"/>
+      <w:pPr>
+        <w:ind w:left="6480" w:hanging="360"/>
+      </w:pPr>
+      <w:rPr>
+        <w:rFonts w:ascii="Wingdings" w:hAnsi="Wingdings" w:hint="default"/>
+      </w:rPr>
+    </w:lvl>
+  </w:abstractNum>
+  <w:abstractNum w:abstractNumId="6" w15:restartNumberingAfterBreak="0">
     <w:nsid w:val="59DD2D71"/>
     <w:multiLevelType w:val="hybridMultilevel"/>
     <w:tmpl w:val="F480796A"/>
@@ -565,11 +1365,258 @@
       </w:rPr>
     </w:lvl>
   </w:abstractNum>
+  <w:abstractNum w:abstractNumId="7" w15:restartNumberingAfterBreak="0">
+    <w:nsid w:val="6A825984"/>
+    <w:multiLevelType w:val="hybridMultilevel"/>
+    <w:tmpl w:val="EADED326"/>
+    <w:lvl w:ilvl="0" w:tplc="04090001">
+      <w:start w:val="1"/>
+      <w:numFmt w:val="bullet"/>
+      <w:lvlText w:val=""/>
+      <w:lvlJc w:val="left"/>
+      <w:pPr>
+        <w:ind w:left="720" w:hanging="360"/>
+      </w:pPr>
+      <w:rPr>
+        <w:rFonts w:ascii="Symbol" w:hAnsi="Symbol" w:hint="default"/>
+      </w:rPr>
+    </w:lvl>
+    <w:lvl w:ilvl="1" w:tplc="04090003" w:tentative="1">
+      <w:start w:val="1"/>
+      <w:numFmt w:val="bullet"/>
+      <w:lvlText w:val="o"/>
+      <w:lvlJc w:val="left"/>
+      <w:pPr>
+        <w:ind w:left="1440" w:hanging="360"/>
+      </w:pPr>
+      <w:rPr>
+        <w:rFonts w:ascii="Courier New" w:hAnsi="Courier New" w:cs="Courier New" w:hint="default"/>
+      </w:rPr>
+    </w:lvl>
+    <w:lvl w:ilvl="2" w:tplc="04090005" w:tentative="1">
+      <w:start w:val="1"/>
+      <w:numFmt w:val="bullet"/>
+      <w:lvlText w:val=""/>
+      <w:lvlJc w:val="left"/>
+      <w:pPr>
+        <w:ind w:left="2160" w:hanging="360"/>
+      </w:pPr>
+      <w:rPr>
+        <w:rFonts w:ascii="Wingdings" w:hAnsi="Wingdings" w:hint="default"/>
+      </w:rPr>
+    </w:lvl>
+    <w:lvl w:ilvl="3" w:tplc="04090001" w:tentative="1">
+      <w:start w:val="1"/>
+      <w:numFmt w:val="bullet"/>
+      <w:lvlText w:val=""/>
+      <w:lvlJc w:val="left"/>
+      <w:pPr>
+        <w:ind w:left="2880" w:hanging="360"/>
+      </w:pPr>
+      <w:rPr>
+        <w:rFonts w:ascii="Symbol" w:hAnsi="Symbol" w:hint="default"/>
+      </w:rPr>
+    </w:lvl>
+    <w:lvl w:ilvl="4" w:tplc="04090003" w:tentative="1">
+      <w:start w:val="1"/>
+      <w:numFmt w:val="bullet"/>
+      <w:lvlText w:val="o"/>
+      <w:lvlJc w:val="left"/>
+      <w:pPr>
+        <w:ind w:left="3600" w:hanging="360"/>
+      </w:pPr>
+      <w:rPr>
+        <w:rFonts w:ascii="Courier New" w:hAnsi="Courier New" w:cs="Courier New" w:hint="default"/>
+      </w:rPr>
+    </w:lvl>
+    <w:lvl w:ilvl="5" w:tplc="04090005" w:tentative="1">
+      <w:start w:val="1"/>
+      <w:numFmt w:val="bullet"/>
+      <w:lvlText w:val=""/>
+      <w:lvlJc w:val="left"/>
+      <w:pPr>
+        <w:ind w:left="4320" w:hanging="360"/>
+      </w:pPr>
+      <w:rPr>
+        <w:rFonts w:ascii="Wingdings" w:hAnsi="Wingdings" w:hint="default"/>
+      </w:rPr>
+    </w:lvl>
+    <w:lvl w:ilvl="6" w:tplc="04090001" w:tentative="1">
+      <w:start w:val="1"/>
+      <w:numFmt w:val="bullet"/>
+      <w:lvlText w:val=""/>
+      <w:lvlJc w:val="left"/>
+      <w:pPr>
+        <w:ind w:left="5040" w:hanging="360"/>
+      </w:pPr>
+      <w:rPr>
+        <w:rFonts w:ascii="Symbol" w:hAnsi="Symbol" w:hint="default"/>
+      </w:rPr>
+    </w:lvl>
+    <w:lvl w:ilvl="7" w:tplc="04090003" w:tentative="1">
+      <w:start w:val="1"/>
+      <w:numFmt w:val="bullet"/>
+      <w:lvlText w:val="o"/>
+      <w:lvlJc w:val="left"/>
+      <w:pPr>
+        <w:ind w:left="5760" w:hanging="360"/>
+      </w:pPr>
+      <w:rPr>
+        <w:rFonts w:ascii="Courier New" w:hAnsi="Courier New" w:cs="Courier New" w:hint="default"/>
+      </w:rPr>
+    </w:lvl>
+    <w:lvl w:ilvl="8" w:tplc="04090005" w:tentative="1">
+      <w:start w:val="1"/>
+      <w:numFmt w:val="bullet"/>
+      <w:lvlText w:val=""/>
+      <w:lvlJc w:val="left"/>
+      <w:pPr>
+        <w:ind w:left="6480" w:hanging="360"/>
+      </w:pPr>
+      <w:rPr>
+        <w:rFonts w:ascii="Wingdings" w:hAnsi="Wingdings" w:hint="default"/>
+      </w:rPr>
+    </w:lvl>
+  </w:abstractNum>
+  <w:abstractNum w:abstractNumId="8" w15:restartNumberingAfterBreak="0">
+    <w:nsid w:val="713F578E"/>
+    <w:multiLevelType w:val="hybridMultilevel"/>
+    <w:tmpl w:val="70448254"/>
+    <w:lvl w:ilvl="0" w:tplc="04090001">
+      <w:start w:val="1"/>
+      <w:numFmt w:val="bullet"/>
+      <w:lvlText w:val=""/>
+      <w:lvlJc w:val="left"/>
+      <w:pPr>
+        <w:ind w:left="720" w:hanging="360"/>
+      </w:pPr>
+      <w:rPr>
+        <w:rFonts w:ascii="Symbol" w:hAnsi="Symbol" w:hint="default"/>
+      </w:rPr>
+    </w:lvl>
+    <w:lvl w:ilvl="1" w:tplc="04090003" w:tentative="1">
+      <w:start w:val="1"/>
+      <w:numFmt w:val="bullet"/>
+      <w:lvlText w:val="o"/>
+      <w:lvlJc w:val="left"/>
+      <w:pPr>
+        <w:ind w:left="1440" w:hanging="360"/>
+      </w:pPr>
+      <w:rPr>
+        <w:rFonts w:ascii="Courier New" w:hAnsi="Courier New" w:cs="Courier New" w:hint="default"/>
+      </w:rPr>
+    </w:lvl>
+    <w:lvl w:ilvl="2" w:tplc="04090005" w:tentative="1">
+      <w:start w:val="1"/>
+      <w:numFmt w:val="bullet"/>
+      <w:lvlText w:val=""/>
+      <w:lvlJc w:val="left"/>
+      <w:pPr>
+        <w:ind w:left="2160" w:hanging="360"/>
+      </w:pPr>
+      <w:rPr>
+        <w:rFonts w:ascii="Wingdings" w:hAnsi="Wingdings" w:hint="default"/>
+      </w:rPr>
+    </w:lvl>
+    <w:lvl w:ilvl="3" w:tplc="04090001" w:tentative="1">
+      <w:start w:val="1"/>
+      <w:numFmt w:val="bullet"/>
+      <w:lvlText w:val=""/>
+      <w:lvlJc w:val="left"/>
+      <w:pPr>
+        <w:ind w:left="2880" w:hanging="360"/>
+      </w:pPr>
+      <w:rPr>
+        <w:rFonts w:ascii="Symbol" w:hAnsi="Symbol" w:hint="default"/>
+      </w:rPr>
+    </w:lvl>
+    <w:lvl w:ilvl="4" w:tplc="04090003" w:tentative="1">
+      <w:start w:val="1"/>
+      <w:numFmt w:val="bullet"/>
+      <w:lvlText w:val="o"/>
+      <w:lvlJc w:val="left"/>
+      <w:pPr>
+        <w:ind w:left="3600" w:hanging="360"/>
+      </w:pPr>
+      <w:rPr>
+        <w:rFonts w:ascii="Courier New" w:hAnsi="Courier New" w:cs="Courier New" w:hint="default"/>
+      </w:rPr>
+    </w:lvl>
+    <w:lvl w:ilvl="5" w:tplc="04090005" w:tentative="1">
+      <w:start w:val="1"/>
+      <w:numFmt w:val="bullet"/>
+      <w:lvlText w:val=""/>
+      <w:lvlJc w:val="left"/>
+      <w:pPr>
+        <w:ind w:left="4320" w:hanging="360"/>
+      </w:pPr>
+      <w:rPr>
+        <w:rFonts w:ascii="Wingdings" w:hAnsi="Wingdings" w:hint="default"/>
+      </w:rPr>
+    </w:lvl>
+    <w:lvl w:ilvl="6" w:tplc="04090001" w:tentative="1">
+      <w:start w:val="1"/>
+      <w:numFmt w:val="bullet"/>
+      <w:lvlText w:val=""/>
+      <w:lvlJc w:val="left"/>
+      <w:pPr>
+        <w:ind w:left="5040" w:hanging="360"/>
+      </w:pPr>
+      <w:rPr>
+        <w:rFonts w:ascii="Symbol" w:hAnsi="Symbol" w:hint="default"/>
+      </w:rPr>
+    </w:lvl>
+    <w:lvl w:ilvl="7" w:tplc="04090003" w:tentative="1">
+      <w:start w:val="1"/>
+      <w:numFmt w:val="bullet"/>
+      <w:lvlText w:val="o"/>
+      <w:lvlJc w:val="left"/>
+      <w:pPr>
+        <w:ind w:left="5760" w:hanging="360"/>
+      </w:pPr>
+      <w:rPr>
+        <w:rFonts w:ascii="Courier New" w:hAnsi="Courier New" w:cs="Courier New" w:hint="default"/>
+      </w:rPr>
+    </w:lvl>
+    <w:lvl w:ilvl="8" w:tplc="04090005" w:tentative="1">
+      <w:start w:val="1"/>
+      <w:numFmt w:val="bullet"/>
+      <w:lvlText w:val=""/>
+      <w:lvlJc w:val="left"/>
+      <w:pPr>
+        <w:ind w:left="6480" w:hanging="360"/>
+      </w:pPr>
+      <w:rPr>
+        <w:rFonts w:ascii="Wingdings" w:hAnsi="Wingdings" w:hint="default"/>
+      </w:rPr>
+    </w:lvl>
+  </w:abstractNum>
   <w:num w:numId="1" w16cid:durableId="1513033420">
-    <w:abstractNumId w:val="1"/>
+    <w:abstractNumId w:val="6"/>
   </w:num>
   <w:num w:numId="2" w16cid:durableId="708067458">
     <w:abstractNumId w:val="0"/>
+  </w:num>
+  <w:num w:numId="3" w16cid:durableId="1195536440">
+    <w:abstractNumId w:val="5"/>
+  </w:num>
+  <w:num w:numId="4" w16cid:durableId="780800661">
+    <w:abstractNumId w:val="2"/>
+  </w:num>
+  <w:num w:numId="5" w16cid:durableId="82991024">
+    <w:abstractNumId w:val="3"/>
+  </w:num>
+  <w:num w:numId="6" w16cid:durableId="1576891087">
+    <w:abstractNumId w:val="4"/>
+  </w:num>
+  <w:num w:numId="7" w16cid:durableId="247270313">
+    <w:abstractNumId w:val="1"/>
+  </w:num>
+  <w:num w:numId="8" w16cid:durableId="2037997019">
+    <w:abstractNumId w:val="8"/>
+  </w:num>
+  <w:num w:numId="9" w16cid:durableId="1878807903">
+    <w:abstractNumId w:val="7"/>
   </w:num>
 </w:numbering>
 </file>

--- a/BigData/IntroductionToBigData/Module7/HiveAndOozie.docx
+++ b/BigData/IntroductionToBigData/Module7/HiveAndOozie.docx
@@ -557,6 +557,675 @@
         <w:t>Enabling more advanced analytics and predictive insights</w:t>
       </w:r>
     </w:p>
+    <w:p/>
+    <w:p>
+      <w:r>
+        <w:t>Lecture 3</w:t>
+      </w:r>
+    </w:p>
+    <w:p>
+      <w:r>
+        <w:t>Oozie</w:t>
+      </w:r>
+    </w:p>
+    <w:p>
+      <w:pPr>
+        <w:pStyle w:val="ListParagraph"/>
+        <w:numPr>
+          <w:ilvl w:val="0"/>
+          <w:numId w:val="10"/>
+        </w:numPr>
+      </w:pPr>
+      <w:r>
+        <w:t>An open-source workflow scheduling and coordination system</w:t>
+      </w:r>
+    </w:p>
+    <w:p>
+      <w:pPr>
+        <w:pStyle w:val="ListParagraph"/>
+        <w:numPr>
+          <w:ilvl w:val="0"/>
+          <w:numId w:val="10"/>
+        </w:numPr>
+      </w:pPr>
+      <w:r>
+        <w:t>Integral part of the Hadoop ecosystem</w:t>
+      </w:r>
+    </w:p>
+    <w:p>
+      <w:r>
+        <w:t>Role in the Hadoop Ecosystem</w:t>
+      </w:r>
+    </w:p>
+    <w:p>
+      <w:pPr>
+        <w:pStyle w:val="ListParagraph"/>
+        <w:numPr>
+          <w:ilvl w:val="0"/>
+          <w:numId w:val="11"/>
+        </w:numPr>
+      </w:pPr>
+      <w:r>
+        <w:t>Oozie’s Key Role:</w:t>
+      </w:r>
+    </w:p>
+    <w:p>
+      <w:pPr>
+        <w:pStyle w:val="ListParagraph"/>
+        <w:numPr>
+          <w:ilvl w:val="1"/>
+          <w:numId w:val="11"/>
+        </w:numPr>
+      </w:pPr>
+      <w:r>
+        <w:t>Managing and orchestrating complex data processing workflows</w:t>
+      </w:r>
+    </w:p>
+    <w:p>
+      <w:pPr>
+        <w:pStyle w:val="ListParagraph"/>
+        <w:numPr>
+          <w:ilvl w:val="1"/>
+          <w:numId w:val="11"/>
+        </w:numPr>
+      </w:pPr>
+      <w:r>
+        <w:t>Scheduling and coordinating Hadoop jobs and other tasks</w:t>
+      </w:r>
+    </w:p>
+    <w:p>
+      <w:r>
+        <w:t>Need for Workflow Scheduling</w:t>
+      </w:r>
+    </w:p>
+    <w:p>
+      <w:pPr>
+        <w:pStyle w:val="ListParagraph"/>
+        <w:numPr>
+          <w:ilvl w:val="0"/>
+          <w:numId w:val="11"/>
+        </w:numPr>
+      </w:pPr>
+      <w:r>
+        <w:t>Challenges in Data Processing:</w:t>
+      </w:r>
+    </w:p>
+    <w:p>
+      <w:pPr>
+        <w:pStyle w:val="ListParagraph"/>
+        <w:numPr>
+          <w:ilvl w:val="1"/>
+          <w:numId w:val="11"/>
+        </w:numPr>
+      </w:pPr>
+      <w:r>
+        <w:t>Multiple Tasks with dependencies</w:t>
+      </w:r>
+    </w:p>
+    <w:p>
+      <w:pPr>
+        <w:pStyle w:val="ListParagraph"/>
+        <w:numPr>
+          <w:ilvl w:val="1"/>
+          <w:numId w:val="11"/>
+        </w:numPr>
+      </w:pPr>
+      <w:r>
+        <w:t>Diverse tools and systems</w:t>
+      </w:r>
+    </w:p>
+    <w:p>
+      <w:pPr>
+        <w:pStyle w:val="ListParagraph"/>
+        <w:numPr>
+          <w:ilvl w:val="0"/>
+          <w:numId w:val="11"/>
+        </w:numPr>
+      </w:pPr>
+      <w:r>
+        <w:t>Importance of Workflow Scheduling:</w:t>
+      </w:r>
+    </w:p>
+    <w:p>
+      <w:pPr>
+        <w:pStyle w:val="ListParagraph"/>
+        <w:numPr>
+          <w:ilvl w:val="1"/>
+          <w:numId w:val="11"/>
+        </w:numPr>
+      </w:pPr>
+      <w:r>
+        <w:t xml:space="preserve">Orderly execution of tasks </w:t>
+      </w:r>
+    </w:p>
+    <w:p>
+      <w:pPr>
+        <w:pStyle w:val="ListParagraph"/>
+        <w:numPr>
+          <w:ilvl w:val="1"/>
+          <w:numId w:val="11"/>
+        </w:numPr>
+      </w:pPr>
+      <w:r>
+        <w:t xml:space="preserve">Resource optimization </w:t>
+      </w:r>
+    </w:p>
+    <w:p>
+      <w:pPr>
+        <w:pStyle w:val="ListParagraph"/>
+        <w:numPr>
+          <w:ilvl w:val="1"/>
+          <w:numId w:val="11"/>
+        </w:numPr>
+      </w:pPr>
+      <w:r>
+        <w:t>Reduced manual intervention</w:t>
+      </w:r>
+    </w:p>
+    <w:p>
+      <w:r>
+        <w:t>Workflow Coordination</w:t>
+      </w:r>
+    </w:p>
+    <w:p>
+      <w:pPr>
+        <w:pStyle w:val="ListParagraph"/>
+        <w:numPr>
+          <w:ilvl w:val="0"/>
+          <w:numId w:val="11"/>
+        </w:numPr>
+      </w:pPr>
+      <w:r>
+        <w:t>Coordinating Diverse Tasks:</w:t>
+      </w:r>
+    </w:p>
+    <w:p>
+      <w:pPr>
+        <w:pStyle w:val="ListParagraph"/>
+        <w:numPr>
+          <w:ilvl w:val="1"/>
+          <w:numId w:val="11"/>
+        </w:numPr>
+      </w:pPr>
+      <w:r>
+        <w:t>Batch processing, ETL, data analysis</w:t>
+      </w:r>
+    </w:p>
+    <w:p>
+      <w:pPr>
+        <w:pStyle w:val="ListParagraph"/>
+        <w:numPr>
+          <w:ilvl w:val="1"/>
+          <w:numId w:val="11"/>
+        </w:numPr>
+      </w:pPr>
+      <w:r>
+        <w:t>Ensuring data flow and consistency</w:t>
+      </w:r>
+    </w:p>
+    <w:p>
+      <w:pPr>
+        <w:pStyle w:val="ListParagraph"/>
+        <w:numPr>
+          <w:ilvl w:val="0"/>
+          <w:numId w:val="11"/>
+        </w:numPr>
+      </w:pPr>
+      <w:r>
+        <w:t>Managing Dependencies</w:t>
+      </w:r>
+    </w:p>
+    <w:p>
+      <w:pPr>
+        <w:pStyle w:val="ListParagraph"/>
+        <w:numPr>
+          <w:ilvl w:val="1"/>
+          <w:numId w:val="11"/>
+        </w:numPr>
+      </w:pPr>
+      <w:r>
+        <w:t>Sequencing tasks for efficient execution</w:t>
+      </w:r>
+    </w:p>
+    <w:p>
+      <w:r>
+        <w:t>Basic Concepts – Workflows and Coordinators</w:t>
+      </w:r>
+    </w:p>
+    <w:p>
+      <w:r>
+        <w:lastRenderedPageBreak/>
+        <w:t>Workflows:</w:t>
+      </w:r>
+    </w:p>
+    <w:p>
+      <w:pPr>
+        <w:pStyle w:val="ListParagraph"/>
+        <w:numPr>
+          <w:ilvl w:val="0"/>
+          <w:numId w:val="12"/>
+        </w:numPr>
+      </w:pPr>
+      <w:r>
+        <w:t>High-level sequences of interconnected actions</w:t>
+      </w:r>
+    </w:p>
+    <w:p>
+      <w:pPr>
+        <w:pStyle w:val="ListParagraph"/>
+        <w:numPr>
+          <w:ilvl w:val="0"/>
+          <w:numId w:val="12"/>
+        </w:numPr>
+      </w:pPr>
+      <w:r>
+        <w:t>Represents a data processing task</w:t>
+      </w:r>
+    </w:p>
+    <w:p>
+      <w:pPr>
+        <w:pStyle w:val="ListParagraph"/>
+        <w:numPr>
+          <w:ilvl w:val="0"/>
+          <w:numId w:val="12"/>
+        </w:numPr>
+      </w:pPr>
+      <w:r>
+        <w:t>Structured as a Directed Acyclic Graph (DAG)</w:t>
+      </w:r>
+    </w:p>
+    <w:p>
+      <w:r>
+        <w:t>Coordinators:</w:t>
+      </w:r>
+    </w:p>
+    <w:p>
+      <w:pPr>
+        <w:pStyle w:val="ListParagraph"/>
+        <w:numPr>
+          <w:ilvl w:val="0"/>
+          <w:numId w:val="13"/>
+        </w:numPr>
+      </w:pPr>
+      <w:r>
+        <w:t>Schedule workflows based on time or data availability</w:t>
+      </w:r>
+    </w:p>
+    <w:p>
+      <w:pPr>
+        <w:pStyle w:val="ListParagraph"/>
+        <w:numPr>
+          <w:ilvl w:val="0"/>
+          <w:numId w:val="13"/>
+        </w:numPr>
+      </w:pPr>
+      <w:r>
+        <w:t xml:space="preserve">Manage recurring or time-sensitive tasks </w:t>
+      </w:r>
+    </w:p>
+    <w:p>
+      <w:pPr>
+        <w:pStyle w:val="ListParagraph"/>
+        <w:numPr>
+          <w:ilvl w:val="0"/>
+          <w:numId w:val="13"/>
+        </w:numPr>
+      </w:pPr>
+      <w:r>
+        <w:t>Enables dynamic scheduling and adaptability</w:t>
+      </w:r>
+    </w:p>
+    <w:p>
+      <w:r>
+        <w:t>Basic Concepts – Actions</w:t>
+      </w:r>
+    </w:p>
+    <w:p>
+      <w:pPr>
+        <w:pStyle w:val="ListParagraph"/>
+        <w:numPr>
+          <w:ilvl w:val="0"/>
+          <w:numId w:val="14"/>
+        </w:numPr>
+      </w:pPr>
+      <w:r>
+        <w:t>Actions:</w:t>
+      </w:r>
+    </w:p>
+    <w:p>
+      <w:pPr>
+        <w:pStyle w:val="ListParagraph"/>
+        <w:numPr>
+          <w:ilvl w:val="1"/>
+          <w:numId w:val="14"/>
+        </w:numPr>
+      </w:pPr>
+      <w:r>
+        <w:t>Individual units of work within workflows</w:t>
+      </w:r>
+    </w:p>
+    <w:p>
+      <w:pPr>
+        <w:pStyle w:val="ListParagraph"/>
+        <w:numPr>
+          <w:ilvl w:val="1"/>
+          <w:numId w:val="14"/>
+        </w:numPr>
+      </w:pPr>
+      <w:r>
+        <w:t>Types of Actions: MapReduce, Pig, Hive Spark, etc</w:t>
+      </w:r>
+    </w:p>
+    <w:p>
+      <w:pPr>
+        <w:pStyle w:val="ListParagraph"/>
+        <w:numPr>
+          <w:ilvl w:val="1"/>
+          <w:numId w:val="14"/>
+        </w:numPr>
+      </w:pPr>
+      <w:r>
+        <w:t>Invokes external processing tools</w:t>
+      </w:r>
+    </w:p>
+    <w:p>
+      <w:pPr>
+        <w:pStyle w:val="ListParagraph"/>
+        <w:numPr>
+          <w:ilvl w:val="0"/>
+          <w:numId w:val="14"/>
+        </w:numPr>
+      </w:pPr>
+      <w:r>
+        <w:t>MapReduce Action:</w:t>
+      </w:r>
+    </w:p>
+    <w:p>
+      <w:pPr>
+        <w:pStyle w:val="ListParagraph"/>
+        <w:numPr>
+          <w:ilvl w:val="1"/>
+          <w:numId w:val="14"/>
+        </w:numPr>
+      </w:pPr>
+      <w:r>
+        <w:t>Executes Hadoop MapReduce jobs</w:t>
+      </w:r>
+    </w:p>
+    <w:p>
+      <w:pPr>
+        <w:pStyle w:val="ListParagraph"/>
+        <w:numPr>
+          <w:ilvl w:val="1"/>
+          <w:numId w:val="14"/>
+        </w:numPr>
+      </w:pPr>
+      <w:r>
+        <w:t>Processes large-scale data in parallel</w:t>
+      </w:r>
+    </w:p>
+    <w:p>
+      <w:pPr>
+        <w:pStyle w:val="ListParagraph"/>
+        <w:numPr>
+          <w:ilvl w:val="0"/>
+          <w:numId w:val="14"/>
+        </w:numPr>
+      </w:pPr>
+      <w:r>
+        <w:t>Pigg Action:</w:t>
+      </w:r>
+    </w:p>
+    <w:p>
+      <w:pPr>
+        <w:pStyle w:val="ListParagraph"/>
+        <w:numPr>
+          <w:ilvl w:val="1"/>
+          <w:numId w:val="14"/>
+        </w:numPr>
+      </w:pPr>
+      <w:r>
+        <w:t>Executes Pig Latin scripts of data processing</w:t>
+      </w:r>
+    </w:p>
+    <w:p>
+      <w:pPr>
+        <w:pStyle w:val="ListParagraph"/>
+        <w:numPr>
+          <w:ilvl w:val="0"/>
+          <w:numId w:val="14"/>
+        </w:numPr>
+      </w:pPr>
+      <w:r>
+        <w:t>Hive Action:</w:t>
+      </w:r>
+    </w:p>
+    <w:p>
+      <w:pPr>
+        <w:pStyle w:val="ListParagraph"/>
+        <w:numPr>
+          <w:ilvl w:val="1"/>
+          <w:numId w:val="14"/>
+        </w:numPr>
+      </w:pPr>
+      <w:r>
+        <w:t>Executes Hive queries or structured data</w:t>
+      </w:r>
+    </w:p>
+    <w:p>
+      <w:pPr>
+        <w:pStyle w:val="ListParagraph"/>
+        <w:numPr>
+          <w:ilvl w:val="1"/>
+          <w:numId w:val="14"/>
+        </w:numPr>
+      </w:pPr>
+      <w:r>
+        <w:t>Useful for data warehousing tasks</w:t>
+      </w:r>
+    </w:p>
+    <w:p>
+      <w:pPr>
+        <w:pStyle w:val="ListParagraph"/>
+        <w:numPr>
+          <w:ilvl w:val="0"/>
+          <w:numId w:val="14"/>
+        </w:numPr>
+      </w:pPr>
+      <w:r>
+        <w:t>Spark Action:</w:t>
+      </w:r>
+    </w:p>
+    <w:p>
+      <w:pPr>
+        <w:pStyle w:val="ListParagraph"/>
+        <w:numPr>
+          <w:ilvl w:val="1"/>
+          <w:numId w:val="14"/>
+        </w:numPr>
+      </w:pPr>
+      <w:r>
+        <w:t>Triggers Apache Spark jobs for in-memory processing</w:t>
+      </w:r>
+    </w:p>
+    <w:p>
+      <w:r>
+        <w:t>Basic Concepts – Control Nodes and Workflow Structure</w:t>
+      </w:r>
+    </w:p>
+    <w:p>
+      <w:r>
+        <w:t>Control Nodes:</w:t>
+      </w:r>
+    </w:p>
+    <w:p>
+      <w:pPr>
+        <w:pStyle w:val="ListParagraph"/>
+        <w:numPr>
+          <w:ilvl w:val="0"/>
+          <w:numId w:val="15"/>
+        </w:numPr>
+      </w:pPr>
+      <w:r>
+        <w:t xml:space="preserve">Start Node: Initiates the workflow </w:t>
+      </w:r>
+    </w:p>
+    <w:p>
+      <w:pPr>
+        <w:pStyle w:val="ListParagraph"/>
+        <w:numPr>
+          <w:ilvl w:val="0"/>
+          <w:numId w:val="15"/>
+        </w:numPr>
+      </w:pPr>
+      <w:r>
+        <w:t>End Node: Marks the workflow completion</w:t>
+      </w:r>
+    </w:p>
+    <w:p>
+      <w:pPr>
+        <w:pStyle w:val="ListParagraph"/>
+        <w:numPr>
+          <w:ilvl w:val="0"/>
+          <w:numId w:val="15"/>
+        </w:numPr>
+      </w:pPr>
+      <w:r>
+        <w:t>Fork Node: Divides the workflow into parallel paths</w:t>
+      </w:r>
+    </w:p>
+    <w:p>
+      <w:pPr>
+        <w:pStyle w:val="ListParagraph"/>
+        <w:numPr>
+          <w:ilvl w:val="0"/>
+          <w:numId w:val="15"/>
+        </w:numPr>
+      </w:pPr>
+      <w:r>
+        <w:t>Join Node: Merges parallel paths</w:t>
+      </w:r>
+    </w:p>
+    <w:p>
+      <w:r>
+        <w:t>Workflow Structure:</w:t>
+      </w:r>
+    </w:p>
+    <w:p>
+      <w:pPr>
+        <w:pStyle w:val="ListParagraph"/>
+        <w:numPr>
+          <w:ilvl w:val="0"/>
+          <w:numId w:val="16"/>
+        </w:numPr>
+      </w:pPr>
+      <w:r>
+        <w:t>Control nodes orchestrate actions and flows</w:t>
+      </w:r>
+    </w:p>
+    <w:p>
+      <w:pPr>
+        <w:pStyle w:val="ListParagraph"/>
+        <w:numPr>
+          <w:ilvl w:val="0"/>
+          <w:numId w:val="16"/>
+        </w:numPr>
+      </w:pPr>
+      <w:r>
+        <w:t>Fork and join nodes manage concurrency</w:t>
+      </w:r>
+    </w:p>
+    <w:p>
+      <w:r>
+        <w:lastRenderedPageBreak/>
+        <w:t>Benefits of Using Apache Oozie</w:t>
+      </w:r>
+    </w:p>
+    <w:p>
+      <w:pPr>
+        <w:pStyle w:val="ListParagraph"/>
+        <w:numPr>
+          <w:ilvl w:val="0"/>
+          <w:numId w:val="17"/>
+        </w:numPr>
+      </w:pPr>
+      <w:r>
+        <w:t>Streamlined Workflow Management:</w:t>
+      </w:r>
+    </w:p>
+    <w:p>
+      <w:pPr>
+        <w:pStyle w:val="ListParagraph"/>
+        <w:numPr>
+          <w:ilvl w:val="1"/>
+          <w:numId w:val="17"/>
+        </w:numPr>
+      </w:pPr>
+      <w:r>
+        <w:t>Automation and repeatedly</w:t>
+      </w:r>
+    </w:p>
+    <w:p>
+      <w:pPr>
+        <w:pStyle w:val="ListParagraph"/>
+        <w:numPr>
+          <w:ilvl w:val="1"/>
+          <w:numId w:val="17"/>
+        </w:numPr>
+      </w:pPr>
+      <w:r>
+        <w:t>Error reduction and consistency</w:t>
+      </w:r>
+    </w:p>
+    <w:p>
+      <w:pPr>
+        <w:pStyle w:val="ListParagraph"/>
+        <w:numPr>
+          <w:ilvl w:val="0"/>
+          <w:numId w:val="17"/>
+        </w:numPr>
+      </w:pPr>
+      <w:r>
+        <w:t>Improved Resource Utilization:</w:t>
+      </w:r>
+    </w:p>
+    <w:p>
+      <w:pPr>
+        <w:pStyle w:val="ListParagraph"/>
+        <w:numPr>
+          <w:ilvl w:val="1"/>
+          <w:numId w:val="17"/>
+        </w:numPr>
+      </w:pPr>
+      <w:r>
+        <w:t>Optimal use of cluster resources</w:t>
+      </w:r>
+    </w:p>
+    <w:p>
+      <w:pPr>
+        <w:pStyle w:val="ListParagraph"/>
+        <w:numPr>
+          <w:ilvl w:val="0"/>
+          <w:numId w:val="17"/>
+        </w:numPr>
+      </w:pPr>
+      <w:r>
+        <w:t>Scalability and Flexibility:</w:t>
+      </w:r>
+    </w:p>
+    <w:p>
+      <w:pPr>
+        <w:pStyle w:val="ListParagraph"/>
+        <w:numPr>
+          <w:ilvl w:val="1"/>
+          <w:numId w:val="17"/>
+        </w:numPr>
+      </w:pPr>
+      <w:r>
+        <w:t>Handles complex workflows effectiively</w:t>
+      </w:r>
+    </w:p>
+    <w:p/>
     <w:p>
       <w:pPr>
         <w:pStyle w:val="ListParagraph"/>
@@ -575,6 +1244,119 @@
 <file path=word/numbering.xml><?xml version="1.0" encoding="utf-8"?>
 <w:numbering xmlns:wpc="http://schemas.microsoft.com/office/word/2010/wordprocessingCanvas" xmlns:cx="http://schemas.microsoft.com/office/drawing/2014/chartex" xmlns:cx1="http://schemas.microsoft.com/office/drawing/2015/9/8/chartex" xmlns:cx2="http://schemas.microsoft.com/office/drawing/2015/10/21/chartex" xmlns:cx3="http://schemas.microsoft.com/office/drawing/2016/5/9/chartex" xmlns:cx4="http://schemas.microsoft.com/office/drawing/2016/5/10/chartex" xmlns:cx5="http://schemas.microsoft.com/office/drawing/2016/5/11/chartex" xmlns:cx6="http://schemas.microsoft.com/office/drawing/2016/5/12/chartex" xmlns:cx7="http://schemas.microsoft.com/office/drawing/2016/5/13/chartex" xmlns:cx8="http://schemas.microsoft.com/office/drawing/2016/5/14/chartex" xmlns:mc="http://schemas.openxmlformats.org/markup-compatibility/2006" xmlns:aink="http://schemas.microsoft.com/office/drawing/2016/ink" xmlns:am3d="http://schemas.microsoft.com/office/drawing/2017/model3d" xmlns:o="urn:schemas-microsoft-com:office:office" xmlns:oel="http://schemas.microsoft.com/office/2019/extlst" xmlns:r="http://schemas.openxmlformats.org/officeDocument/2006/relationships" xmlns:m="http://schemas.openxmlformats.org/officeDocument/2006/math" xmlns:v="urn:schemas-microsoft-com:vml" xmlns:wp14="http://schemas.microsoft.com/office/word/2010/wordprocessingDrawing" xmlns:wp="http://schemas.openxmlformats.org/drawingml/2006/wordprocessingDrawing" xmlns:w10="urn:schemas-microsoft-com:office:word" xmlns:w="http://schemas.openxmlformats.org/wordprocessingml/2006/main" xmlns:w14="http://schemas.microsoft.com/office/word/2010/wordml" xmlns:w15="http://schemas.microsoft.com/office/word/2012/wordml" xmlns:w16cex="http://schemas.microsoft.com/office/word/2018/wordml/cex" xmlns:w16cid="http://schemas.microsoft.com/office/word/2016/wordml/cid" xmlns:w16="http://schemas.microsoft.com/office/word/2018/wordml" xmlns:w16du="http://schemas.microsoft.com/office/word/2023/wordml/word16du" xmlns:w16sdtdh="http://schemas.microsoft.com/office/word/2020/wordml/sdtdatahash" xmlns:w16sdtfl="http://schemas.microsoft.com/office/word/2024/wordml/sdtformatlock" xmlns:w16se="http://schemas.microsoft.com/office/word/2015/wordml/symex" xmlns:wpg="http://schemas.microsoft.com/office/word/2010/wordprocessingGroup" xmlns:wpi="http://schemas.microsoft.com/office/word/2010/wordprocessingInk" xmlns:wne="http://schemas.microsoft.com/office/word/2006/wordml" xmlns:wps="http://schemas.microsoft.com/office/word/2010/wordprocessingShape" mc:Ignorable="w14 w15 w16se w16cid w16 w16cex w16sdtdh w16sdtfl w16du wp14">
   <w:abstractNum w:abstractNumId="0" w15:restartNumberingAfterBreak="0">
+    <w:nsid w:val="029A7ADA"/>
+    <w:multiLevelType w:val="hybridMultilevel"/>
+    <w:tmpl w:val="C66A770C"/>
+    <w:lvl w:ilvl="0" w:tplc="04090001">
+      <w:start w:val="1"/>
+      <w:numFmt w:val="bullet"/>
+      <w:lvlText w:val=""/>
+      <w:lvlJc w:val="left"/>
+      <w:pPr>
+        <w:ind w:left="720" w:hanging="360"/>
+      </w:pPr>
+      <w:rPr>
+        <w:rFonts w:ascii="Symbol" w:hAnsi="Symbol" w:hint="default"/>
+      </w:rPr>
+    </w:lvl>
+    <w:lvl w:ilvl="1" w:tplc="04090003" w:tentative="1">
+      <w:start w:val="1"/>
+      <w:numFmt w:val="bullet"/>
+      <w:lvlText w:val="o"/>
+      <w:lvlJc w:val="left"/>
+      <w:pPr>
+        <w:ind w:left="1440" w:hanging="360"/>
+      </w:pPr>
+      <w:rPr>
+        <w:rFonts w:ascii="Courier New" w:hAnsi="Courier New" w:cs="Courier New" w:hint="default"/>
+      </w:rPr>
+    </w:lvl>
+    <w:lvl w:ilvl="2" w:tplc="04090005" w:tentative="1">
+      <w:start w:val="1"/>
+      <w:numFmt w:val="bullet"/>
+      <w:lvlText w:val=""/>
+      <w:lvlJc w:val="left"/>
+      <w:pPr>
+        <w:ind w:left="2160" w:hanging="360"/>
+      </w:pPr>
+      <w:rPr>
+        <w:rFonts w:ascii="Wingdings" w:hAnsi="Wingdings" w:hint="default"/>
+      </w:rPr>
+    </w:lvl>
+    <w:lvl w:ilvl="3" w:tplc="04090001" w:tentative="1">
+      <w:start w:val="1"/>
+      <w:numFmt w:val="bullet"/>
+      <w:lvlText w:val=""/>
+      <w:lvlJc w:val="left"/>
+      <w:pPr>
+        <w:ind w:left="2880" w:hanging="360"/>
+      </w:pPr>
+      <w:rPr>
+        <w:rFonts w:ascii="Symbol" w:hAnsi="Symbol" w:hint="default"/>
+      </w:rPr>
+    </w:lvl>
+    <w:lvl w:ilvl="4" w:tplc="04090003" w:tentative="1">
+      <w:start w:val="1"/>
+      <w:numFmt w:val="bullet"/>
+      <w:lvlText w:val="o"/>
+      <w:lvlJc w:val="left"/>
+      <w:pPr>
+        <w:ind w:left="3600" w:hanging="360"/>
+      </w:pPr>
+      <w:rPr>
+        <w:rFonts w:ascii="Courier New" w:hAnsi="Courier New" w:cs="Courier New" w:hint="default"/>
+      </w:rPr>
+    </w:lvl>
+    <w:lvl w:ilvl="5" w:tplc="04090005" w:tentative="1">
+      <w:start w:val="1"/>
+      <w:numFmt w:val="bullet"/>
+      <w:lvlText w:val=""/>
+      <w:lvlJc w:val="left"/>
+      <w:pPr>
+        <w:ind w:left="4320" w:hanging="360"/>
+      </w:pPr>
+      <w:rPr>
+        <w:rFonts w:ascii="Wingdings" w:hAnsi="Wingdings" w:hint="default"/>
+      </w:rPr>
+    </w:lvl>
+    <w:lvl w:ilvl="6" w:tplc="04090001" w:tentative="1">
+      <w:start w:val="1"/>
+      <w:numFmt w:val="bullet"/>
+      <w:lvlText w:val=""/>
+      <w:lvlJc w:val="left"/>
+      <w:pPr>
+        <w:ind w:left="5040" w:hanging="360"/>
+      </w:pPr>
+      <w:rPr>
+        <w:rFonts w:ascii="Symbol" w:hAnsi="Symbol" w:hint="default"/>
+      </w:rPr>
+    </w:lvl>
+    <w:lvl w:ilvl="7" w:tplc="04090003" w:tentative="1">
+      <w:start w:val="1"/>
+      <w:numFmt w:val="bullet"/>
+      <w:lvlText w:val="o"/>
+      <w:lvlJc w:val="left"/>
+      <w:pPr>
+        <w:ind w:left="5760" w:hanging="360"/>
+      </w:pPr>
+      <w:rPr>
+        <w:rFonts w:ascii="Courier New" w:hAnsi="Courier New" w:cs="Courier New" w:hint="default"/>
+      </w:rPr>
+    </w:lvl>
+    <w:lvl w:ilvl="8" w:tplc="04090005" w:tentative="1">
+      <w:start w:val="1"/>
+      <w:numFmt w:val="bullet"/>
+      <w:lvlText w:val=""/>
+      <w:lvlJc w:val="left"/>
+      <w:pPr>
+        <w:ind w:left="6480" w:hanging="360"/>
+      </w:pPr>
+      <w:rPr>
+        <w:rFonts w:ascii="Wingdings" w:hAnsi="Wingdings" w:hint="default"/>
+      </w:rPr>
+    </w:lvl>
+  </w:abstractNum>
+  <w:abstractNum w:abstractNumId="1" w15:restartNumberingAfterBreak="0">
     <w:nsid w:val="06C67A98"/>
     <w:multiLevelType w:val="hybridMultilevel"/>
     <w:tmpl w:val="C8B0ACDC"/>
@@ -687,7 +1469,7 @@
       </w:rPr>
     </w:lvl>
   </w:abstractNum>
-  <w:abstractNum w:abstractNumId="1" w15:restartNumberingAfterBreak="0">
+  <w:abstractNum w:abstractNumId="2" w15:restartNumberingAfterBreak="0">
     <w:nsid w:val="0F2F3735"/>
     <w:multiLevelType w:val="hybridMultilevel"/>
     <w:tmpl w:val="62106D30"/>
@@ -800,7 +1582,120 @@
       </w:rPr>
     </w:lvl>
   </w:abstractNum>
-  <w:abstractNum w:abstractNumId="2" w15:restartNumberingAfterBreak="0">
+  <w:abstractNum w:abstractNumId="3" w15:restartNumberingAfterBreak="0">
+    <w:nsid w:val="15771FE4"/>
+    <w:multiLevelType w:val="hybridMultilevel"/>
+    <w:tmpl w:val="4990A67A"/>
+    <w:lvl w:ilvl="0" w:tplc="04090001">
+      <w:start w:val="1"/>
+      <w:numFmt w:val="bullet"/>
+      <w:lvlText w:val=""/>
+      <w:lvlJc w:val="left"/>
+      <w:pPr>
+        <w:ind w:left="720" w:hanging="360"/>
+      </w:pPr>
+      <w:rPr>
+        <w:rFonts w:ascii="Symbol" w:hAnsi="Symbol" w:hint="default"/>
+      </w:rPr>
+    </w:lvl>
+    <w:lvl w:ilvl="1" w:tplc="04090003" w:tentative="1">
+      <w:start w:val="1"/>
+      <w:numFmt w:val="bullet"/>
+      <w:lvlText w:val="o"/>
+      <w:lvlJc w:val="left"/>
+      <w:pPr>
+        <w:ind w:left="1440" w:hanging="360"/>
+      </w:pPr>
+      <w:rPr>
+        <w:rFonts w:ascii="Courier New" w:hAnsi="Courier New" w:cs="Courier New" w:hint="default"/>
+      </w:rPr>
+    </w:lvl>
+    <w:lvl w:ilvl="2" w:tplc="04090005" w:tentative="1">
+      <w:start w:val="1"/>
+      <w:numFmt w:val="bullet"/>
+      <w:lvlText w:val=""/>
+      <w:lvlJc w:val="left"/>
+      <w:pPr>
+        <w:ind w:left="2160" w:hanging="360"/>
+      </w:pPr>
+      <w:rPr>
+        <w:rFonts w:ascii="Wingdings" w:hAnsi="Wingdings" w:hint="default"/>
+      </w:rPr>
+    </w:lvl>
+    <w:lvl w:ilvl="3" w:tplc="04090001" w:tentative="1">
+      <w:start w:val="1"/>
+      <w:numFmt w:val="bullet"/>
+      <w:lvlText w:val=""/>
+      <w:lvlJc w:val="left"/>
+      <w:pPr>
+        <w:ind w:left="2880" w:hanging="360"/>
+      </w:pPr>
+      <w:rPr>
+        <w:rFonts w:ascii="Symbol" w:hAnsi="Symbol" w:hint="default"/>
+      </w:rPr>
+    </w:lvl>
+    <w:lvl w:ilvl="4" w:tplc="04090003" w:tentative="1">
+      <w:start w:val="1"/>
+      <w:numFmt w:val="bullet"/>
+      <w:lvlText w:val="o"/>
+      <w:lvlJc w:val="left"/>
+      <w:pPr>
+        <w:ind w:left="3600" w:hanging="360"/>
+      </w:pPr>
+      <w:rPr>
+        <w:rFonts w:ascii="Courier New" w:hAnsi="Courier New" w:cs="Courier New" w:hint="default"/>
+      </w:rPr>
+    </w:lvl>
+    <w:lvl w:ilvl="5" w:tplc="04090005" w:tentative="1">
+      <w:start w:val="1"/>
+      <w:numFmt w:val="bullet"/>
+      <w:lvlText w:val=""/>
+      <w:lvlJc w:val="left"/>
+      <w:pPr>
+        <w:ind w:left="4320" w:hanging="360"/>
+      </w:pPr>
+      <w:rPr>
+        <w:rFonts w:ascii="Wingdings" w:hAnsi="Wingdings" w:hint="default"/>
+      </w:rPr>
+    </w:lvl>
+    <w:lvl w:ilvl="6" w:tplc="04090001" w:tentative="1">
+      <w:start w:val="1"/>
+      <w:numFmt w:val="bullet"/>
+      <w:lvlText w:val=""/>
+      <w:lvlJc w:val="left"/>
+      <w:pPr>
+        <w:ind w:left="5040" w:hanging="360"/>
+      </w:pPr>
+      <w:rPr>
+        <w:rFonts w:ascii="Symbol" w:hAnsi="Symbol" w:hint="default"/>
+      </w:rPr>
+    </w:lvl>
+    <w:lvl w:ilvl="7" w:tplc="04090003" w:tentative="1">
+      <w:start w:val="1"/>
+      <w:numFmt w:val="bullet"/>
+      <w:lvlText w:val="o"/>
+      <w:lvlJc w:val="left"/>
+      <w:pPr>
+        <w:ind w:left="5760" w:hanging="360"/>
+      </w:pPr>
+      <w:rPr>
+        <w:rFonts w:ascii="Courier New" w:hAnsi="Courier New" w:cs="Courier New" w:hint="default"/>
+      </w:rPr>
+    </w:lvl>
+    <w:lvl w:ilvl="8" w:tplc="04090005" w:tentative="1">
+      <w:start w:val="1"/>
+      <w:numFmt w:val="bullet"/>
+      <w:lvlText w:val=""/>
+      <w:lvlJc w:val="left"/>
+      <w:pPr>
+        <w:ind w:left="6480" w:hanging="360"/>
+      </w:pPr>
+      <w:rPr>
+        <w:rFonts w:ascii="Wingdings" w:hAnsi="Wingdings" w:hint="default"/>
+      </w:rPr>
+    </w:lvl>
+  </w:abstractNum>
+  <w:abstractNum w:abstractNumId="4" w15:restartNumberingAfterBreak="0">
     <w:nsid w:val="1BE971C0"/>
     <w:multiLevelType w:val="hybridMultilevel"/>
     <w:tmpl w:val="3078C816"/>
@@ -913,7 +1808,233 @@
       </w:rPr>
     </w:lvl>
   </w:abstractNum>
-  <w:abstractNum w:abstractNumId="3" w15:restartNumberingAfterBreak="0">
+  <w:abstractNum w:abstractNumId="5" w15:restartNumberingAfterBreak="0">
+    <w:nsid w:val="241732E2"/>
+    <w:multiLevelType w:val="hybridMultilevel"/>
+    <w:tmpl w:val="97CA8A66"/>
+    <w:lvl w:ilvl="0" w:tplc="04090001">
+      <w:start w:val="1"/>
+      <w:numFmt w:val="bullet"/>
+      <w:lvlText w:val=""/>
+      <w:lvlJc w:val="left"/>
+      <w:pPr>
+        <w:ind w:left="720" w:hanging="360"/>
+      </w:pPr>
+      <w:rPr>
+        <w:rFonts w:ascii="Symbol" w:hAnsi="Symbol" w:hint="default"/>
+      </w:rPr>
+    </w:lvl>
+    <w:lvl w:ilvl="1" w:tplc="04090003">
+      <w:start w:val="1"/>
+      <w:numFmt w:val="bullet"/>
+      <w:lvlText w:val="o"/>
+      <w:lvlJc w:val="left"/>
+      <w:pPr>
+        <w:ind w:left="1440" w:hanging="360"/>
+      </w:pPr>
+      <w:rPr>
+        <w:rFonts w:ascii="Courier New" w:hAnsi="Courier New" w:cs="Courier New" w:hint="default"/>
+      </w:rPr>
+    </w:lvl>
+    <w:lvl w:ilvl="2" w:tplc="04090005" w:tentative="1">
+      <w:start w:val="1"/>
+      <w:numFmt w:val="bullet"/>
+      <w:lvlText w:val=""/>
+      <w:lvlJc w:val="left"/>
+      <w:pPr>
+        <w:ind w:left="2160" w:hanging="360"/>
+      </w:pPr>
+      <w:rPr>
+        <w:rFonts w:ascii="Wingdings" w:hAnsi="Wingdings" w:hint="default"/>
+      </w:rPr>
+    </w:lvl>
+    <w:lvl w:ilvl="3" w:tplc="04090001" w:tentative="1">
+      <w:start w:val="1"/>
+      <w:numFmt w:val="bullet"/>
+      <w:lvlText w:val=""/>
+      <w:lvlJc w:val="left"/>
+      <w:pPr>
+        <w:ind w:left="2880" w:hanging="360"/>
+      </w:pPr>
+      <w:rPr>
+        <w:rFonts w:ascii="Symbol" w:hAnsi="Symbol" w:hint="default"/>
+      </w:rPr>
+    </w:lvl>
+    <w:lvl w:ilvl="4" w:tplc="04090003" w:tentative="1">
+      <w:start w:val="1"/>
+      <w:numFmt w:val="bullet"/>
+      <w:lvlText w:val="o"/>
+      <w:lvlJc w:val="left"/>
+      <w:pPr>
+        <w:ind w:left="3600" w:hanging="360"/>
+      </w:pPr>
+      <w:rPr>
+        <w:rFonts w:ascii="Courier New" w:hAnsi="Courier New" w:cs="Courier New" w:hint="default"/>
+      </w:rPr>
+    </w:lvl>
+    <w:lvl w:ilvl="5" w:tplc="04090005" w:tentative="1">
+      <w:start w:val="1"/>
+      <w:numFmt w:val="bullet"/>
+      <w:lvlText w:val=""/>
+      <w:lvlJc w:val="left"/>
+      <w:pPr>
+        <w:ind w:left="4320" w:hanging="360"/>
+      </w:pPr>
+      <w:rPr>
+        <w:rFonts w:ascii="Wingdings" w:hAnsi="Wingdings" w:hint="default"/>
+      </w:rPr>
+    </w:lvl>
+    <w:lvl w:ilvl="6" w:tplc="04090001" w:tentative="1">
+      <w:start w:val="1"/>
+      <w:numFmt w:val="bullet"/>
+      <w:lvlText w:val=""/>
+      <w:lvlJc w:val="left"/>
+      <w:pPr>
+        <w:ind w:left="5040" w:hanging="360"/>
+      </w:pPr>
+      <w:rPr>
+        <w:rFonts w:ascii="Symbol" w:hAnsi="Symbol" w:hint="default"/>
+      </w:rPr>
+    </w:lvl>
+    <w:lvl w:ilvl="7" w:tplc="04090003" w:tentative="1">
+      <w:start w:val="1"/>
+      <w:numFmt w:val="bullet"/>
+      <w:lvlText w:val="o"/>
+      <w:lvlJc w:val="left"/>
+      <w:pPr>
+        <w:ind w:left="5760" w:hanging="360"/>
+      </w:pPr>
+      <w:rPr>
+        <w:rFonts w:ascii="Courier New" w:hAnsi="Courier New" w:cs="Courier New" w:hint="default"/>
+      </w:rPr>
+    </w:lvl>
+    <w:lvl w:ilvl="8" w:tplc="04090005" w:tentative="1">
+      <w:start w:val="1"/>
+      <w:numFmt w:val="bullet"/>
+      <w:lvlText w:val=""/>
+      <w:lvlJc w:val="left"/>
+      <w:pPr>
+        <w:ind w:left="6480" w:hanging="360"/>
+      </w:pPr>
+      <w:rPr>
+        <w:rFonts w:ascii="Wingdings" w:hAnsi="Wingdings" w:hint="default"/>
+      </w:rPr>
+    </w:lvl>
+  </w:abstractNum>
+  <w:abstractNum w:abstractNumId="6" w15:restartNumberingAfterBreak="0">
+    <w:nsid w:val="2B551883"/>
+    <w:multiLevelType w:val="hybridMultilevel"/>
+    <w:tmpl w:val="241A6204"/>
+    <w:lvl w:ilvl="0" w:tplc="04090001">
+      <w:start w:val="1"/>
+      <w:numFmt w:val="bullet"/>
+      <w:lvlText w:val=""/>
+      <w:lvlJc w:val="left"/>
+      <w:pPr>
+        <w:ind w:left="720" w:hanging="360"/>
+      </w:pPr>
+      <w:rPr>
+        <w:rFonts w:ascii="Symbol" w:hAnsi="Symbol" w:hint="default"/>
+      </w:rPr>
+    </w:lvl>
+    <w:lvl w:ilvl="1" w:tplc="04090003" w:tentative="1">
+      <w:start w:val="1"/>
+      <w:numFmt w:val="bullet"/>
+      <w:lvlText w:val="o"/>
+      <w:lvlJc w:val="left"/>
+      <w:pPr>
+        <w:ind w:left="1440" w:hanging="360"/>
+      </w:pPr>
+      <w:rPr>
+        <w:rFonts w:ascii="Courier New" w:hAnsi="Courier New" w:cs="Courier New" w:hint="default"/>
+      </w:rPr>
+    </w:lvl>
+    <w:lvl w:ilvl="2" w:tplc="04090005" w:tentative="1">
+      <w:start w:val="1"/>
+      <w:numFmt w:val="bullet"/>
+      <w:lvlText w:val=""/>
+      <w:lvlJc w:val="left"/>
+      <w:pPr>
+        <w:ind w:left="2160" w:hanging="360"/>
+      </w:pPr>
+      <w:rPr>
+        <w:rFonts w:ascii="Wingdings" w:hAnsi="Wingdings" w:hint="default"/>
+      </w:rPr>
+    </w:lvl>
+    <w:lvl w:ilvl="3" w:tplc="04090001" w:tentative="1">
+      <w:start w:val="1"/>
+      <w:numFmt w:val="bullet"/>
+      <w:lvlText w:val=""/>
+      <w:lvlJc w:val="left"/>
+      <w:pPr>
+        <w:ind w:left="2880" w:hanging="360"/>
+      </w:pPr>
+      <w:rPr>
+        <w:rFonts w:ascii="Symbol" w:hAnsi="Symbol" w:hint="default"/>
+      </w:rPr>
+    </w:lvl>
+    <w:lvl w:ilvl="4" w:tplc="04090003" w:tentative="1">
+      <w:start w:val="1"/>
+      <w:numFmt w:val="bullet"/>
+      <w:lvlText w:val="o"/>
+      <w:lvlJc w:val="left"/>
+      <w:pPr>
+        <w:ind w:left="3600" w:hanging="360"/>
+      </w:pPr>
+      <w:rPr>
+        <w:rFonts w:ascii="Courier New" w:hAnsi="Courier New" w:cs="Courier New" w:hint="default"/>
+      </w:rPr>
+    </w:lvl>
+    <w:lvl w:ilvl="5" w:tplc="04090005" w:tentative="1">
+      <w:start w:val="1"/>
+      <w:numFmt w:val="bullet"/>
+      <w:lvlText w:val=""/>
+      <w:lvlJc w:val="left"/>
+      <w:pPr>
+        <w:ind w:left="4320" w:hanging="360"/>
+      </w:pPr>
+      <w:rPr>
+        <w:rFonts w:ascii="Wingdings" w:hAnsi="Wingdings" w:hint="default"/>
+      </w:rPr>
+    </w:lvl>
+    <w:lvl w:ilvl="6" w:tplc="04090001" w:tentative="1">
+      <w:start w:val="1"/>
+      <w:numFmt w:val="bullet"/>
+      <w:lvlText w:val=""/>
+      <w:lvlJc w:val="left"/>
+      <w:pPr>
+        <w:ind w:left="5040" w:hanging="360"/>
+      </w:pPr>
+      <w:rPr>
+        <w:rFonts w:ascii="Symbol" w:hAnsi="Symbol" w:hint="default"/>
+      </w:rPr>
+    </w:lvl>
+    <w:lvl w:ilvl="7" w:tplc="04090003" w:tentative="1">
+      <w:start w:val="1"/>
+      <w:numFmt w:val="bullet"/>
+      <w:lvlText w:val="o"/>
+      <w:lvlJc w:val="left"/>
+      <w:pPr>
+        <w:ind w:left="5760" w:hanging="360"/>
+      </w:pPr>
+      <w:rPr>
+        <w:rFonts w:ascii="Courier New" w:hAnsi="Courier New" w:cs="Courier New" w:hint="default"/>
+      </w:rPr>
+    </w:lvl>
+    <w:lvl w:ilvl="8" w:tplc="04090005" w:tentative="1">
+      <w:start w:val="1"/>
+      <w:numFmt w:val="bullet"/>
+      <w:lvlText w:val=""/>
+      <w:lvlJc w:val="left"/>
+      <w:pPr>
+        <w:ind w:left="6480" w:hanging="360"/>
+      </w:pPr>
+      <w:rPr>
+        <w:rFonts w:ascii="Wingdings" w:hAnsi="Wingdings" w:hint="default"/>
+      </w:rPr>
+    </w:lvl>
+  </w:abstractNum>
+  <w:abstractNum w:abstractNumId="7" w15:restartNumberingAfterBreak="0">
     <w:nsid w:val="40CB5AC9"/>
     <w:multiLevelType w:val="hybridMultilevel"/>
     <w:tmpl w:val="33C0D040"/>
@@ -1026,7 +2147,7 @@
       </w:rPr>
     </w:lvl>
   </w:abstractNum>
-  <w:abstractNum w:abstractNumId="4" w15:restartNumberingAfterBreak="0">
+  <w:abstractNum w:abstractNumId="8" w15:restartNumberingAfterBreak="0">
     <w:nsid w:val="4E944435"/>
     <w:multiLevelType w:val="hybridMultilevel"/>
     <w:tmpl w:val="DC50AAFE"/>
@@ -1139,7 +2260,7 @@
       </w:rPr>
     </w:lvl>
   </w:abstractNum>
-  <w:abstractNum w:abstractNumId="5" w15:restartNumberingAfterBreak="0">
+  <w:abstractNum w:abstractNumId="9" w15:restartNumberingAfterBreak="0">
     <w:nsid w:val="546C7ED5"/>
     <w:multiLevelType w:val="hybridMultilevel"/>
     <w:tmpl w:val="F6641D82"/>
@@ -1252,7 +2373,7 @@
       </w:rPr>
     </w:lvl>
   </w:abstractNum>
-  <w:abstractNum w:abstractNumId="6" w15:restartNumberingAfterBreak="0">
+  <w:abstractNum w:abstractNumId="10" w15:restartNumberingAfterBreak="0">
     <w:nsid w:val="59DD2D71"/>
     <w:multiLevelType w:val="hybridMultilevel"/>
     <w:tmpl w:val="F480796A"/>
@@ -1365,7 +2486,233 @@
       </w:rPr>
     </w:lvl>
   </w:abstractNum>
-  <w:abstractNum w:abstractNumId="7" w15:restartNumberingAfterBreak="0">
+  <w:abstractNum w:abstractNumId="11" w15:restartNumberingAfterBreak="0">
+    <w:nsid w:val="5C2E1616"/>
+    <w:multiLevelType w:val="hybridMultilevel"/>
+    <w:tmpl w:val="DD5220CC"/>
+    <w:lvl w:ilvl="0" w:tplc="04090001">
+      <w:start w:val="1"/>
+      <w:numFmt w:val="bullet"/>
+      <w:lvlText w:val=""/>
+      <w:lvlJc w:val="left"/>
+      <w:pPr>
+        <w:ind w:left="720" w:hanging="360"/>
+      </w:pPr>
+      <w:rPr>
+        <w:rFonts w:ascii="Symbol" w:hAnsi="Symbol" w:hint="default"/>
+      </w:rPr>
+    </w:lvl>
+    <w:lvl w:ilvl="1" w:tplc="04090003" w:tentative="1">
+      <w:start w:val="1"/>
+      <w:numFmt w:val="bullet"/>
+      <w:lvlText w:val="o"/>
+      <w:lvlJc w:val="left"/>
+      <w:pPr>
+        <w:ind w:left="1440" w:hanging="360"/>
+      </w:pPr>
+      <w:rPr>
+        <w:rFonts w:ascii="Courier New" w:hAnsi="Courier New" w:cs="Courier New" w:hint="default"/>
+      </w:rPr>
+    </w:lvl>
+    <w:lvl w:ilvl="2" w:tplc="04090005" w:tentative="1">
+      <w:start w:val="1"/>
+      <w:numFmt w:val="bullet"/>
+      <w:lvlText w:val=""/>
+      <w:lvlJc w:val="left"/>
+      <w:pPr>
+        <w:ind w:left="2160" w:hanging="360"/>
+      </w:pPr>
+      <w:rPr>
+        <w:rFonts w:ascii="Wingdings" w:hAnsi="Wingdings" w:hint="default"/>
+      </w:rPr>
+    </w:lvl>
+    <w:lvl w:ilvl="3" w:tplc="04090001" w:tentative="1">
+      <w:start w:val="1"/>
+      <w:numFmt w:val="bullet"/>
+      <w:lvlText w:val=""/>
+      <w:lvlJc w:val="left"/>
+      <w:pPr>
+        <w:ind w:left="2880" w:hanging="360"/>
+      </w:pPr>
+      <w:rPr>
+        <w:rFonts w:ascii="Symbol" w:hAnsi="Symbol" w:hint="default"/>
+      </w:rPr>
+    </w:lvl>
+    <w:lvl w:ilvl="4" w:tplc="04090003" w:tentative="1">
+      <w:start w:val="1"/>
+      <w:numFmt w:val="bullet"/>
+      <w:lvlText w:val="o"/>
+      <w:lvlJc w:val="left"/>
+      <w:pPr>
+        <w:ind w:left="3600" w:hanging="360"/>
+      </w:pPr>
+      <w:rPr>
+        <w:rFonts w:ascii="Courier New" w:hAnsi="Courier New" w:cs="Courier New" w:hint="default"/>
+      </w:rPr>
+    </w:lvl>
+    <w:lvl w:ilvl="5" w:tplc="04090005" w:tentative="1">
+      <w:start w:val="1"/>
+      <w:numFmt w:val="bullet"/>
+      <w:lvlText w:val=""/>
+      <w:lvlJc w:val="left"/>
+      <w:pPr>
+        <w:ind w:left="4320" w:hanging="360"/>
+      </w:pPr>
+      <w:rPr>
+        <w:rFonts w:ascii="Wingdings" w:hAnsi="Wingdings" w:hint="default"/>
+      </w:rPr>
+    </w:lvl>
+    <w:lvl w:ilvl="6" w:tplc="04090001" w:tentative="1">
+      <w:start w:val="1"/>
+      <w:numFmt w:val="bullet"/>
+      <w:lvlText w:val=""/>
+      <w:lvlJc w:val="left"/>
+      <w:pPr>
+        <w:ind w:left="5040" w:hanging="360"/>
+      </w:pPr>
+      <w:rPr>
+        <w:rFonts w:ascii="Symbol" w:hAnsi="Symbol" w:hint="default"/>
+      </w:rPr>
+    </w:lvl>
+    <w:lvl w:ilvl="7" w:tplc="04090003" w:tentative="1">
+      <w:start w:val="1"/>
+      <w:numFmt w:val="bullet"/>
+      <w:lvlText w:val="o"/>
+      <w:lvlJc w:val="left"/>
+      <w:pPr>
+        <w:ind w:left="5760" w:hanging="360"/>
+      </w:pPr>
+      <w:rPr>
+        <w:rFonts w:ascii="Courier New" w:hAnsi="Courier New" w:cs="Courier New" w:hint="default"/>
+      </w:rPr>
+    </w:lvl>
+    <w:lvl w:ilvl="8" w:tplc="04090005" w:tentative="1">
+      <w:start w:val="1"/>
+      <w:numFmt w:val="bullet"/>
+      <w:lvlText w:val=""/>
+      <w:lvlJc w:val="left"/>
+      <w:pPr>
+        <w:ind w:left="6480" w:hanging="360"/>
+      </w:pPr>
+      <w:rPr>
+        <w:rFonts w:ascii="Wingdings" w:hAnsi="Wingdings" w:hint="default"/>
+      </w:rPr>
+    </w:lvl>
+  </w:abstractNum>
+  <w:abstractNum w:abstractNumId="12" w15:restartNumberingAfterBreak="0">
+    <w:nsid w:val="5FE4093E"/>
+    <w:multiLevelType w:val="hybridMultilevel"/>
+    <w:tmpl w:val="C11CC330"/>
+    <w:lvl w:ilvl="0" w:tplc="04090001">
+      <w:start w:val="1"/>
+      <w:numFmt w:val="bullet"/>
+      <w:lvlText w:val=""/>
+      <w:lvlJc w:val="left"/>
+      <w:pPr>
+        <w:ind w:left="720" w:hanging="360"/>
+      </w:pPr>
+      <w:rPr>
+        <w:rFonts w:ascii="Symbol" w:hAnsi="Symbol" w:hint="default"/>
+      </w:rPr>
+    </w:lvl>
+    <w:lvl w:ilvl="1" w:tplc="04090003">
+      <w:start w:val="1"/>
+      <w:numFmt w:val="bullet"/>
+      <w:lvlText w:val="o"/>
+      <w:lvlJc w:val="left"/>
+      <w:pPr>
+        <w:ind w:left="1440" w:hanging="360"/>
+      </w:pPr>
+      <w:rPr>
+        <w:rFonts w:ascii="Courier New" w:hAnsi="Courier New" w:cs="Courier New" w:hint="default"/>
+      </w:rPr>
+    </w:lvl>
+    <w:lvl w:ilvl="2" w:tplc="04090005" w:tentative="1">
+      <w:start w:val="1"/>
+      <w:numFmt w:val="bullet"/>
+      <w:lvlText w:val=""/>
+      <w:lvlJc w:val="left"/>
+      <w:pPr>
+        <w:ind w:left="2160" w:hanging="360"/>
+      </w:pPr>
+      <w:rPr>
+        <w:rFonts w:ascii="Wingdings" w:hAnsi="Wingdings" w:hint="default"/>
+      </w:rPr>
+    </w:lvl>
+    <w:lvl w:ilvl="3" w:tplc="04090001" w:tentative="1">
+      <w:start w:val="1"/>
+      <w:numFmt w:val="bullet"/>
+      <w:lvlText w:val=""/>
+      <w:lvlJc w:val="left"/>
+      <w:pPr>
+        <w:ind w:left="2880" w:hanging="360"/>
+      </w:pPr>
+      <w:rPr>
+        <w:rFonts w:ascii="Symbol" w:hAnsi="Symbol" w:hint="default"/>
+      </w:rPr>
+    </w:lvl>
+    <w:lvl w:ilvl="4" w:tplc="04090003" w:tentative="1">
+      <w:start w:val="1"/>
+      <w:numFmt w:val="bullet"/>
+      <w:lvlText w:val="o"/>
+      <w:lvlJc w:val="left"/>
+      <w:pPr>
+        <w:ind w:left="3600" w:hanging="360"/>
+      </w:pPr>
+      <w:rPr>
+        <w:rFonts w:ascii="Courier New" w:hAnsi="Courier New" w:cs="Courier New" w:hint="default"/>
+      </w:rPr>
+    </w:lvl>
+    <w:lvl w:ilvl="5" w:tplc="04090005" w:tentative="1">
+      <w:start w:val="1"/>
+      <w:numFmt w:val="bullet"/>
+      <w:lvlText w:val=""/>
+      <w:lvlJc w:val="left"/>
+      <w:pPr>
+        <w:ind w:left="4320" w:hanging="360"/>
+      </w:pPr>
+      <w:rPr>
+        <w:rFonts w:ascii="Wingdings" w:hAnsi="Wingdings" w:hint="default"/>
+      </w:rPr>
+    </w:lvl>
+    <w:lvl w:ilvl="6" w:tplc="04090001" w:tentative="1">
+      <w:start w:val="1"/>
+      <w:numFmt w:val="bullet"/>
+      <w:lvlText w:val=""/>
+      <w:lvlJc w:val="left"/>
+      <w:pPr>
+        <w:ind w:left="5040" w:hanging="360"/>
+      </w:pPr>
+      <w:rPr>
+        <w:rFonts w:ascii="Symbol" w:hAnsi="Symbol" w:hint="default"/>
+      </w:rPr>
+    </w:lvl>
+    <w:lvl w:ilvl="7" w:tplc="04090003" w:tentative="1">
+      <w:start w:val="1"/>
+      <w:numFmt w:val="bullet"/>
+      <w:lvlText w:val="o"/>
+      <w:lvlJc w:val="left"/>
+      <w:pPr>
+        <w:ind w:left="5760" w:hanging="360"/>
+      </w:pPr>
+      <w:rPr>
+        <w:rFonts w:ascii="Courier New" w:hAnsi="Courier New" w:cs="Courier New" w:hint="default"/>
+      </w:rPr>
+    </w:lvl>
+    <w:lvl w:ilvl="8" w:tplc="04090005" w:tentative="1">
+      <w:start w:val="1"/>
+      <w:numFmt w:val="bullet"/>
+      <w:lvlText w:val=""/>
+      <w:lvlJc w:val="left"/>
+      <w:pPr>
+        <w:ind w:left="6480" w:hanging="360"/>
+      </w:pPr>
+      <w:rPr>
+        <w:rFonts w:ascii="Wingdings" w:hAnsi="Wingdings" w:hint="default"/>
+      </w:rPr>
+    </w:lvl>
+  </w:abstractNum>
+  <w:abstractNum w:abstractNumId="13" w15:restartNumberingAfterBreak="0">
     <w:nsid w:val="6A825984"/>
     <w:multiLevelType w:val="hybridMultilevel"/>
     <w:tmpl w:val="EADED326"/>
@@ -1478,7 +2825,233 @@
       </w:rPr>
     </w:lvl>
   </w:abstractNum>
-  <w:abstractNum w:abstractNumId="8" w15:restartNumberingAfterBreak="0">
+  <w:abstractNum w:abstractNumId="14" w15:restartNumberingAfterBreak="0">
+    <w:nsid w:val="6D29070F"/>
+    <w:multiLevelType w:val="hybridMultilevel"/>
+    <w:tmpl w:val="E45060D6"/>
+    <w:lvl w:ilvl="0" w:tplc="04090001">
+      <w:start w:val="1"/>
+      <w:numFmt w:val="bullet"/>
+      <w:lvlText w:val=""/>
+      <w:lvlJc w:val="left"/>
+      <w:pPr>
+        <w:ind w:left="720" w:hanging="360"/>
+      </w:pPr>
+      <w:rPr>
+        <w:rFonts w:ascii="Symbol" w:hAnsi="Symbol" w:hint="default"/>
+      </w:rPr>
+    </w:lvl>
+    <w:lvl w:ilvl="1" w:tplc="04090003" w:tentative="1">
+      <w:start w:val="1"/>
+      <w:numFmt w:val="bullet"/>
+      <w:lvlText w:val="o"/>
+      <w:lvlJc w:val="left"/>
+      <w:pPr>
+        <w:ind w:left="1440" w:hanging="360"/>
+      </w:pPr>
+      <w:rPr>
+        <w:rFonts w:ascii="Courier New" w:hAnsi="Courier New" w:cs="Courier New" w:hint="default"/>
+      </w:rPr>
+    </w:lvl>
+    <w:lvl w:ilvl="2" w:tplc="04090005" w:tentative="1">
+      <w:start w:val="1"/>
+      <w:numFmt w:val="bullet"/>
+      <w:lvlText w:val=""/>
+      <w:lvlJc w:val="left"/>
+      <w:pPr>
+        <w:ind w:left="2160" w:hanging="360"/>
+      </w:pPr>
+      <w:rPr>
+        <w:rFonts w:ascii="Wingdings" w:hAnsi="Wingdings" w:hint="default"/>
+      </w:rPr>
+    </w:lvl>
+    <w:lvl w:ilvl="3" w:tplc="04090001" w:tentative="1">
+      <w:start w:val="1"/>
+      <w:numFmt w:val="bullet"/>
+      <w:lvlText w:val=""/>
+      <w:lvlJc w:val="left"/>
+      <w:pPr>
+        <w:ind w:left="2880" w:hanging="360"/>
+      </w:pPr>
+      <w:rPr>
+        <w:rFonts w:ascii="Symbol" w:hAnsi="Symbol" w:hint="default"/>
+      </w:rPr>
+    </w:lvl>
+    <w:lvl w:ilvl="4" w:tplc="04090003" w:tentative="1">
+      <w:start w:val="1"/>
+      <w:numFmt w:val="bullet"/>
+      <w:lvlText w:val="o"/>
+      <w:lvlJc w:val="left"/>
+      <w:pPr>
+        <w:ind w:left="3600" w:hanging="360"/>
+      </w:pPr>
+      <w:rPr>
+        <w:rFonts w:ascii="Courier New" w:hAnsi="Courier New" w:cs="Courier New" w:hint="default"/>
+      </w:rPr>
+    </w:lvl>
+    <w:lvl w:ilvl="5" w:tplc="04090005" w:tentative="1">
+      <w:start w:val="1"/>
+      <w:numFmt w:val="bullet"/>
+      <w:lvlText w:val=""/>
+      <w:lvlJc w:val="left"/>
+      <w:pPr>
+        <w:ind w:left="4320" w:hanging="360"/>
+      </w:pPr>
+      <w:rPr>
+        <w:rFonts w:ascii="Wingdings" w:hAnsi="Wingdings" w:hint="default"/>
+      </w:rPr>
+    </w:lvl>
+    <w:lvl w:ilvl="6" w:tplc="04090001" w:tentative="1">
+      <w:start w:val="1"/>
+      <w:numFmt w:val="bullet"/>
+      <w:lvlText w:val=""/>
+      <w:lvlJc w:val="left"/>
+      <w:pPr>
+        <w:ind w:left="5040" w:hanging="360"/>
+      </w:pPr>
+      <w:rPr>
+        <w:rFonts w:ascii="Symbol" w:hAnsi="Symbol" w:hint="default"/>
+      </w:rPr>
+    </w:lvl>
+    <w:lvl w:ilvl="7" w:tplc="04090003" w:tentative="1">
+      <w:start w:val="1"/>
+      <w:numFmt w:val="bullet"/>
+      <w:lvlText w:val="o"/>
+      <w:lvlJc w:val="left"/>
+      <w:pPr>
+        <w:ind w:left="5760" w:hanging="360"/>
+      </w:pPr>
+      <w:rPr>
+        <w:rFonts w:ascii="Courier New" w:hAnsi="Courier New" w:cs="Courier New" w:hint="default"/>
+      </w:rPr>
+    </w:lvl>
+    <w:lvl w:ilvl="8" w:tplc="04090005" w:tentative="1">
+      <w:start w:val="1"/>
+      <w:numFmt w:val="bullet"/>
+      <w:lvlText w:val=""/>
+      <w:lvlJc w:val="left"/>
+      <w:pPr>
+        <w:ind w:left="6480" w:hanging="360"/>
+      </w:pPr>
+      <w:rPr>
+        <w:rFonts w:ascii="Wingdings" w:hAnsi="Wingdings" w:hint="default"/>
+      </w:rPr>
+    </w:lvl>
+  </w:abstractNum>
+  <w:abstractNum w:abstractNumId="15" w15:restartNumberingAfterBreak="0">
+    <w:nsid w:val="6F0E3167"/>
+    <w:multiLevelType w:val="hybridMultilevel"/>
+    <w:tmpl w:val="FA063D40"/>
+    <w:lvl w:ilvl="0" w:tplc="04090001">
+      <w:start w:val="1"/>
+      <w:numFmt w:val="bullet"/>
+      <w:lvlText w:val=""/>
+      <w:lvlJc w:val="left"/>
+      <w:pPr>
+        <w:ind w:left="720" w:hanging="360"/>
+      </w:pPr>
+      <w:rPr>
+        <w:rFonts w:ascii="Symbol" w:hAnsi="Symbol" w:hint="default"/>
+      </w:rPr>
+    </w:lvl>
+    <w:lvl w:ilvl="1" w:tplc="04090003">
+      <w:start w:val="1"/>
+      <w:numFmt w:val="bullet"/>
+      <w:lvlText w:val="o"/>
+      <w:lvlJc w:val="left"/>
+      <w:pPr>
+        <w:ind w:left="1440" w:hanging="360"/>
+      </w:pPr>
+      <w:rPr>
+        <w:rFonts w:ascii="Courier New" w:hAnsi="Courier New" w:cs="Courier New" w:hint="default"/>
+      </w:rPr>
+    </w:lvl>
+    <w:lvl w:ilvl="2" w:tplc="04090005" w:tentative="1">
+      <w:start w:val="1"/>
+      <w:numFmt w:val="bullet"/>
+      <w:lvlText w:val=""/>
+      <w:lvlJc w:val="left"/>
+      <w:pPr>
+        <w:ind w:left="2160" w:hanging="360"/>
+      </w:pPr>
+      <w:rPr>
+        <w:rFonts w:ascii="Wingdings" w:hAnsi="Wingdings" w:hint="default"/>
+      </w:rPr>
+    </w:lvl>
+    <w:lvl w:ilvl="3" w:tplc="04090001" w:tentative="1">
+      <w:start w:val="1"/>
+      <w:numFmt w:val="bullet"/>
+      <w:lvlText w:val=""/>
+      <w:lvlJc w:val="left"/>
+      <w:pPr>
+        <w:ind w:left="2880" w:hanging="360"/>
+      </w:pPr>
+      <w:rPr>
+        <w:rFonts w:ascii="Symbol" w:hAnsi="Symbol" w:hint="default"/>
+      </w:rPr>
+    </w:lvl>
+    <w:lvl w:ilvl="4" w:tplc="04090003" w:tentative="1">
+      <w:start w:val="1"/>
+      <w:numFmt w:val="bullet"/>
+      <w:lvlText w:val="o"/>
+      <w:lvlJc w:val="left"/>
+      <w:pPr>
+        <w:ind w:left="3600" w:hanging="360"/>
+      </w:pPr>
+      <w:rPr>
+        <w:rFonts w:ascii="Courier New" w:hAnsi="Courier New" w:cs="Courier New" w:hint="default"/>
+      </w:rPr>
+    </w:lvl>
+    <w:lvl w:ilvl="5" w:tplc="04090005" w:tentative="1">
+      <w:start w:val="1"/>
+      <w:numFmt w:val="bullet"/>
+      <w:lvlText w:val=""/>
+      <w:lvlJc w:val="left"/>
+      <w:pPr>
+        <w:ind w:left="4320" w:hanging="360"/>
+      </w:pPr>
+      <w:rPr>
+        <w:rFonts w:ascii="Wingdings" w:hAnsi="Wingdings" w:hint="default"/>
+      </w:rPr>
+    </w:lvl>
+    <w:lvl w:ilvl="6" w:tplc="04090001" w:tentative="1">
+      <w:start w:val="1"/>
+      <w:numFmt w:val="bullet"/>
+      <w:lvlText w:val=""/>
+      <w:lvlJc w:val="left"/>
+      <w:pPr>
+        <w:ind w:left="5040" w:hanging="360"/>
+      </w:pPr>
+      <w:rPr>
+        <w:rFonts w:ascii="Symbol" w:hAnsi="Symbol" w:hint="default"/>
+      </w:rPr>
+    </w:lvl>
+    <w:lvl w:ilvl="7" w:tplc="04090003" w:tentative="1">
+      <w:start w:val="1"/>
+      <w:numFmt w:val="bullet"/>
+      <w:lvlText w:val="o"/>
+      <w:lvlJc w:val="left"/>
+      <w:pPr>
+        <w:ind w:left="5760" w:hanging="360"/>
+      </w:pPr>
+      <w:rPr>
+        <w:rFonts w:ascii="Courier New" w:hAnsi="Courier New" w:cs="Courier New" w:hint="default"/>
+      </w:rPr>
+    </w:lvl>
+    <w:lvl w:ilvl="8" w:tplc="04090005" w:tentative="1">
+      <w:start w:val="1"/>
+      <w:numFmt w:val="bullet"/>
+      <w:lvlText w:val=""/>
+      <w:lvlJc w:val="left"/>
+      <w:pPr>
+        <w:ind w:left="6480" w:hanging="360"/>
+      </w:pPr>
+      <w:rPr>
+        <w:rFonts w:ascii="Wingdings" w:hAnsi="Wingdings" w:hint="default"/>
+      </w:rPr>
+    </w:lvl>
+  </w:abstractNum>
+  <w:abstractNum w:abstractNumId="16" w15:restartNumberingAfterBreak="0">
     <w:nsid w:val="713F578E"/>
     <w:multiLevelType w:val="hybridMultilevel"/>
     <w:tmpl w:val="70448254"/>
@@ -1592,31 +3165,55 @@
     </w:lvl>
   </w:abstractNum>
   <w:num w:numId="1" w16cid:durableId="1513033420">
+    <w:abstractNumId w:val="10"/>
+  </w:num>
+  <w:num w:numId="2" w16cid:durableId="708067458">
+    <w:abstractNumId w:val="1"/>
+  </w:num>
+  <w:num w:numId="3" w16cid:durableId="1195536440">
+    <w:abstractNumId w:val="9"/>
+  </w:num>
+  <w:num w:numId="4" w16cid:durableId="780800661">
+    <w:abstractNumId w:val="4"/>
+  </w:num>
+  <w:num w:numId="5" w16cid:durableId="82991024">
+    <w:abstractNumId w:val="7"/>
+  </w:num>
+  <w:num w:numId="6" w16cid:durableId="1576891087">
+    <w:abstractNumId w:val="8"/>
+  </w:num>
+  <w:num w:numId="7" w16cid:durableId="247270313">
+    <w:abstractNumId w:val="2"/>
+  </w:num>
+  <w:num w:numId="8" w16cid:durableId="2037997019">
+    <w:abstractNumId w:val="16"/>
+  </w:num>
+  <w:num w:numId="9" w16cid:durableId="1878807903">
+    <w:abstractNumId w:val="13"/>
+  </w:num>
+  <w:num w:numId="10" w16cid:durableId="23947467">
+    <w:abstractNumId w:val="0"/>
+  </w:num>
+  <w:num w:numId="11" w16cid:durableId="1033844251">
+    <w:abstractNumId w:val="12"/>
+  </w:num>
+  <w:num w:numId="12" w16cid:durableId="187065864">
+    <w:abstractNumId w:val="3"/>
+  </w:num>
+  <w:num w:numId="13" w16cid:durableId="2009093731">
+    <w:abstractNumId w:val="11"/>
+  </w:num>
+  <w:num w:numId="14" w16cid:durableId="73163765">
+    <w:abstractNumId w:val="15"/>
+  </w:num>
+  <w:num w:numId="15" w16cid:durableId="837766902">
+    <w:abstractNumId w:val="14"/>
+  </w:num>
+  <w:num w:numId="16" w16cid:durableId="961694155">
     <w:abstractNumId w:val="6"/>
   </w:num>
-  <w:num w:numId="2" w16cid:durableId="708067458">
-    <w:abstractNumId w:val="0"/>
-  </w:num>
-  <w:num w:numId="3" w16cid:durableId="1195536440">
+  <w:num w:numId="17" w16cid:durableId="635644254">
     <w:abstractNumId w:val="5"/>
-  </w:num>
-  <w:num w:numId="4" w16cid:durableId="780800661">
-    <w:abstractNumId w:val="2"/>
-  </w:num>
-  <w:num w:numId="5" w16cid:durableId="82991024">
-    <w:abstractNumId w:val="3"/>
-  </w:num>
-  <w:num w:numId="6" w16cid:durableId="1576891087">
-    <w:abstractNumId w:val="4"/>
-  </w:num>
-  <w:num w:numId="7" w16cid:durableId="247270313">
-    <w:abstractNumId w:val="1"/>
-  </w:num>
-  <w:num w:numId="8" w16cid:durableId="2037997019">
-    <w:abstractNumId w:val="8"/>
-  </w:num>
-  <w:num w:numId="9" w16cid:durableId="1878807903">
-    <w:abstractNumId w:val="7"/>
   </w:num>
 </w:numbering>
 </file>

--- a/BigData/IntroductionToBigData/Module7/HiveAndOozie.docx
+++ b/BigData/IntroductionToBigData/Module7/HiveAndOozie.docx
@@ -186,7 +186,15 @@
         </w:numPr>
       </w:pPr>
       <w:r>
-        <w:t>Query Complexity: Complex queries with multiple joins and analytical functions may lead to performance issues</w:t>
+        <w:t xml:space="preserve">Query Complexity: Complex queries with multiple </w:t>
+      </w:r>
+      <w:proofErr w:type="gramStart"/>
+      <w:r>
+        <w:t>joins</w:t>
+      </w:r>
+      <w:proofErr w:type="gramEnd"/>
+      <w:r>
+        <w:t xml:space="preserve"> and analytical functions may lead to performance issues</w:t>
       </w:r>
     </w:p>
     <w:p>
@@ -913,8 +921,13 @@
         </w:numPr>
       </w:pPr>
       <w:r>
-        <w:t>Types of Actions: MapReduce, Pig, Hive Spark, etc</w:t>
-      </w:r>
+        <w:t xml:space="preserve">Types of Actions: MapReduce, Pig, Hive Spark, </w:t>
+      </w:r>
+      <w:proofErr w:type="spellStart"/>
+      <w:r>
+        <w:t>etc</w:t>
+      </w:r>
+      <w:proofErr w:type="spellEnd"/>
     </w:p>
     <w:p>
       <w:pPr>
@@ -1222,9 +1235,49 @@
         </w:numPr>
       </w:pPr>
       <w:r>
-        <w:t>Handles complex workflows effectiively</w:t>
-      </w:r>
-    </w:p>
+        <w:t xml:space="preserve">Handles complex workflows </w:t>
+      </w:r>
+      <w:r>
+        <w:t>effectively</w:t>
+      </w:r>
+    </w:p>
+    <w:p/>
+    <w:p>
+      <w:r>
+        <w:t>Lecture 4</w:t>
+      </w:r>
+    </w:p>
+    <w:p>
+      <w:r>
+        <w:t>Oozie Workflow</w:t>
+      </w:r>
+    </w:p>
+    <w:p>
+      <w:pPr>
+        <w:pStyle w:val="ListParagraph"/>
+        <w:numPr>
+          <w:ilvl w:val="0"/>
+          <w:numId w:val="18"/>
+        </w:numPr>
+      </w:pPr>
+      <w:r>
+        <w:t>Orchestrate and automate the execution of tasks in a coordinated manner</w:t>
+      </w:r>
+    </w:p>
+    <w:p>
+      <w:pPr>
+        <w:pStyle w:val="ListParagraph"/>
+        <w:numPr>
+          <w:ilvl w:val="0"/>
+          <w:numId w:val="18"/>
+        </w:numPr>
+      </w:pPr>
+      <w:r>
+        <w:t>Benefits: Improved efficient, parallel processing, and streamlined data workflows</w:t>
+      </w:r>
+    </w:p>
+    <w:p/>
+    <w:p/>
     <w:p/>
     <w:p>
       <w:pPr>
@@ -3055,6 +3108,119 @@
     <w:nsid w:val="713F578E"/>
     <w:multiLevelType w:val="hybridMultilevel"/>
     <w:tmpl w:val="70448254"/>
+    <w:lvl w:ilvl="0" w:tplc="04090001">
+      <w:start w:val="1"/>
+      <w:numFmt w:val="bullet"/>
+      <w:lvlText w:val=""/>
+      <w:lvlJc w:val="left"/>
+      <w:pPr>
+        <w:ind w:left="720" w:hanging="360"/>
+      </w:pPr>
+      <w:rPr>
+        <w:rFonts w:ascii="Symbol" w:hAnsi="Symbol" w:hint="default"/>
+      </w:rPr>
+    </w:lvl>
+    <w:lvl w:ilvl="1" w:tplc="04090003" w:tentative="1">
+      <w:start w:val="1"/>
+      <w:numFmt w:val="bullet"/>
+      <w:lvlText w:val="o"/>
+      <w:lvlJc w:val="left"/>
+      <w:pPr>
+        <w:ind w:left="1440" w:hanging="360"/>
+      </w:pPr>
+      <w:rPr>
+        <w:rFonts w:ascii="Courier New" w:hAnsi="Courier New" w:cs="Courier New" w:hint="default"/>
+      </w:rPr>
+    </w:lvl>
+    <w:lvl w:ilvl="2" w:tplc="04090005" w:tentative="1">
+      <w:start w:val="1"/>
+      <w:numFmt w:val="bullet"/>
+      <w:lvlText w:val=""/>
+      <w:lvlJc w:val="left"/>
+      <w:pPr>
+        <w:ind w:left="2160" w:hanging="360"/>
+      </w:pPr>
+      <w:rPr>
+        <w:rFonts w:ascii="Wingdings" w:hAnsi="Wingdings" w:hint="default"/>
+      </w:rPr>
+    </w:lvl>
+    <w:lvl w:ilvl="3" w:tplc="04090001" w:tentative="1">
+      <w:start w:val="1"/>
+      <w:numFmt w:val="bullet"/>
+      <w:lvlText w:val=""/>
+      <w:lvlJc w:val="left"/>
+      <w:pPr>
+        <w:ind w:left="2880" w:hanging="360"/>
+      </w:pPr>
+      <w:rPr>
+        <w:rFonts w:ascii="Symbol" w:hAnsi="Symbol" w:hint="default"/>
+      </w:rPr>
+    </w:lvl>
+    <w:lvl w:ilvl="4" w:tplc="04090003" w:tentative="1">
+      <w:start w:val="1"/>
+      <w:numFmt w:val="bullet"/>
+      <w:lvlText w:val="o"/>
+      <w:lvlJc w:val="left"/>
+      <w:pPr>
+        <w:ind w:left="3600" w:hanging="360"/>
+      </w:pPr>
+      <w:rPr>
+        <w:rFonts w:ascii="Courier New" w:hAnsi="Courier New" w:cs="Courier New" w:hint="default"/>
+      </w:rPr>
+    </w:lvl>
+    <w:lvl w:ilvl="5" w:tplc="04090005" w:tentative="1">
+      <w:start w:val="1"/>
+      <w:numFmt w:val="bullet"/>
+      <w:lvlText w:val=""/>
+      <w:lvlJc w:val="left"/>
+      <w:pPr>
+        <w:ind w:left="4320" w:hanging="360"/>
+      </w:pPr>
+      <w:rPr>
+        <w:rFonts w:ascii="Wingdings" w:hAnsi="Wingdings" w:hint="default"/>
+      </w:rPr>
+    </w:lvl>
+    <w:lvl w:ilvl="6" w:tplc="04090001" w:tentative="1">
+      <w:start w:val="1"/>
+      <w:numFmt w:val="bullet"/>
+      <w:lvlText w:val=""/>
+      <w:lvlJc w:val="left"/>
+      <w:pPr>
+        <w:ind w:left="5040" w:hanging="360"/>
+      </w:pPr>
+      <w:rPr>
+        <w:rFonts w:ascii="Symbol" w:hAnsi="Symbol" w:hint="default"/>
+      </w:rPr>
+    </w:lvl>
+    <w:lvl w:ilvl="7" w:tplc="04090003" w:tentative="1">
+      <w:start w:val="1"/>
+      <w:numFmt w:val="bullet"/>
+      <w:lvlText w:val="o"/>
+      <w:lvlJc w:val="left"/>
+      <w:pPr>
+        <w:ind w:left="5760" w:hanging="360"/>
+      </w:pPr>
+      <w:rPr>
+        <w:rFonts w:ascii="Courier New" w:hAnsi="Courier New" w:cs="Courier New" w:hint="default"/>
+      </w:rPr>
+    </w:lvl>
+    <w:lvl w:ilvl="8" w:tplc="04090005" w:tentative="1">
+      <w:start w:val="1"/>
+      <w:numFmt w:val="bullet"/>
+      <w:lvlText w:val=""/>
+      <w:lvlJc w:val="left"/>
+      <w:pPr>
+        <w:ind w:left="6480" w:hanging="360"/>
+      </w:pPr>
+      <w:rPr>
+        <w:rFonts w:ascii="Wingdings" w:hAnsi="Wingdings" w:hint="default"/>
+      </w:rPr>
+    </w:lvl>
+  </w:abstractNum>
+  <w:abstractNum w:abstractNumId="17" w15:restartNumberingAfterBreak="0">
+    <w:nsid w:val="7F2A381A"/>
+    <w:multiLevelType w:val="hybridMultilevel"/>
+    <w:tmpl w:val="1E84F380"/>
     <w:lvl w:ilvl="0" w:tplc="04090001">
       <w:start w:val="1"/>
       <w:numFmt w:val="bullet"/>
@@ -3214,6 +3380,9 @@
   </w:num>
   <w:num w:numId="17" w16cid:durableId="635644254">
     <w:abstractNumId w:val="5"/>
+  </w:num>
+  <w:num w:numId="18" w16cid:durableId="1980070052">
+    <w:abstractNumId w:val="17"/>
   </w:num>
 </w:numbering>
 </file>

--- a/BigData/IntroductionToBigData/Module7/HiveAndOozie.docx
+++ b/BigData/IntroductionToBigData/Module7/HiveAndOozie.docx
@@ -186,15 +186,7 @@
         </w:numPr>
       </w:pPr>
       <w:r>
-        <w:t xml:space="preserve">Query Complexity: Complex queries with multiple </w:t>
-      </w:r>
-      <w:proofErr w:type="gramStart"/>
-      <w:r>
-        <w:t>joins</w:t>
-      </w:r>
-      <w:proofErr w:type="gramEnd"/>
-      <w:r>
-        <w:t xml:space="preserve"> and analytical functions may lead to performance issues</w:t>
+        <w:t>Query Complexity: Complex queries with multiple joins and analytical functions may lead to performance issues</w:t>
       </w:r>
     </w:p>
     <w:p>
@@ -921,13 +913,8 @@
         </w:numPr>
       </w:pPr>
       <w:r>
-        <w:t xml:space="preserve">Types of Actions: MapReduce, Pig, Hive Spark, </w:t>
-      </w:r>
-      <w:proofErr w:type="spellStart"/>
-      <w:r>
-        <w:t>etc</w:t>
-      </w:r>
-      <w:proofErr w:type="spellEnd"/>
+        <w:t>Types of Actions: MapReduce, Pig, Hive Spark, etc</w:t>
+      </w:r>
     </w:p>
     <w:p>
       <w:pPr>
@@ -1276,6 +1263,375 @@
         <w:t>Benefits: Improved efficient, parallel processing, and streamlined data workflows</w:t>
       </w:r>
     </w:p>
+    <w:p>
+      <w:r>
+        <w:t>Lecture 5</w:t>
+      </w:r>
+    </w:p>
+    <w:p>
+      <w:r>
+        <w:t>Use Cases</w:t>
+      </w:r>
+    </w:p>
+    <w:p>
+      <w:pPr>
+        <w:pStyle w:val="ListParagraph"/>
+        <w:numPr>
+          <w:ilvl w:val="0"/>
+          <w:numId w:val="19"/>
+        </w:numPr>
+      </w:pPr>
+      <w:r>
+        <w:t>Apache Oozie: Workflow scheduler for Hadoop ecosystem</w:t>
+      </w:r>
+    </w:p>
+    <w:p>
+      <w:pPr>
+        <w:pStyle w:val="ListParagraph"/>
+        <w:numPr>
+          <w:ilvl w:val="0"/>
+          <w:numId w:val="19"/>
+        </w:numPr>
+      </w:pPr>
+      <w:r>
+        <w:t>Functionality: Manages and coordinates Hadoop jobs, allowing complex data workflows</w:t>
+      </w:r>
+    </w:p>
+    <w:p>
+      <w:pPr>
+        <w:pStyle w:val="ListParagraph"/>
+        <w:numPr>
+          <w:ilvl w:val="0"/>
+          <w:numId w:val="19"/>
+        </w:numPr>
+      </w:pPr>
+      <w:r>
+        <w:t>Key features: Supports multiple types of workflows, extensible with custom actions, and integrates with various Hadoop ecosystem components</w:t>
+      </w:r>
+    </w:p>
+    <w:p>
+      <w:r>
+        <w:t>Batch Data Processing</w:t>
+      </w:r>
+    </w:p>
+    <w:p>
+      <w:pPr>
+        <w:pStyle w:val="ListParagraph"/>
+        <w:numPr>
+          <w:ilvl w:val="0"/>
+          <w:numId w:val="20"/>
+        </w:numPr>
+      </w:pPr>
+      <w:r>
+        <w:t>Use Case: Running batch processing jobs on Hadoop clusters</w:t>
+      </w:r>
+    </w:p>
+    <w:p>
+      <w:pPr>
+        <w:pStyle w:val="ListParagraph"/>
+        <w:numPr>
+          <w:ilvl w:val="0"/>
+          <w:numId w:val="20"/>
+        </w:numPr>
+      </w:pPr>
+      <w:r>
+        <w:t>Scenario: Large-scale data transformations, ETL processes, data cleaning, etc</w:t>
+      </w:r>
+    </w:p>
+    <w:p>
+      <w:pPr>
+        <w:pStyle w:val="ListParagraph"/>
+        <w:numPr>
+          <w:ilvl w:val="0"/>
+          <w:numId w:val="20"/>
+        </w:numPr>
+      </w:pPr>
+      <w:r>
+        <w:t>Benefits: Oozie manages job sequencing, dependencies, retries, and error handling</w:t>
+      </w:r>
+    </w:p>
+    <w:p>
+      <w:pPr>
+        <w:pStyle w:val="ListParagraph"/>
+        <w:numPr>
+          <w:ilvl w:val="0"/>
+          <w:numId w:val="20"/>
+        </w:numPr>
+      </w:pPr>
+      <w:r>
+        <w:t>Components: Use MapReduce, Pig, Hive, and other Hadoop tools as Oozie actions</w:t>
+      </w:r>
+    </w:p>
+    <w:p>
+      <w:r>
+        <w:t>Data Pipelines</w:t>
+      </w:r>
+    </w:p>
+    <w:p>
+      <w:pPr>
+        <w:pStyle w:val="ListParagraph"/>
+        <w:numPr>
+          <w:ilvl w:val="0"/>
+          <w:numId w:val="21"/>
+        </w:numPr>
+      </w:pPr>
+      <w:r>
+        <w:t>Use Case: Orchestrating end-to-end data pipelines</w:t>
+      </w:r>
+    </w:p>
+    <w:p>
+      <w:pPr>
+        <w:pStyle w:val="ListParagraph"/>
+        <w:numPr>
+          <w:ilvl w:val="0"/>
+          <w:numId w:val="21"/>
+        </w:numPr>
+      </w:pPr>
+      <w:r>
+        <w:t>Scenario: Processing analysis, and storage of data</w:t>
+      </w:r>
+    </w:p>
+    <w:p>
+      <w:pPr>
+        <w:pStyle w:val="ListParagraph"/>
+        <w:numPr>
+          <w:ilvl w:val="0"/>
+          <w:numId w:val="21"/>
+        </w:numPr>
+      </w:pPr>
+      <w:r>
+        <w:t>Benefits: Oozie schedules tasks, ensuring timely and efficient data movement</w:t>
+      </w:r>
+    </w:p>
+    <w:p>
+      <w:pPr>
+        <w:pStyle w:val="ListParagraph"/>
+        <w:numPr>
+          <w:ilvl w:val="0"/>
+          <w:numId w:val="21"/>
+        </w:numPr>
+      </w:pPr>
+      <w:r>
+        <w:t>Components: Coordinate actions like Spark for processing, and HDFS for storage</w:t>
+      </w:r>
+    </w:p>
+    <w:p>
+      <w:r>
+        <w:t>Data Warehousing</w:t>
+      </w:r>
+    </w:p>
+    <w:p>
+      <w:pPr>
+        <w:pStyle w:val="ListParagraph"/>
+        <w:numPr>
+          <w:ilvl w:val="0"/>
+          <w:numId w:val="22"/>
+        </w:numPr>
+      </w:pPr>
+      <w:r>
+        <w:lastRenderedPageBreak/>
+        <w:t>Use Case: Coordinating data warehouse activities</w:t>
+      </w:r>
+    </w:p>
+    <w:p>
+      <w:pPr>
+        <w:pStyle w:val="ListParagraph"/>
+        <w:numPr>
+          <w:ilvl w:val="0"/>
+          <w:numId w:val="22"/>
+        </w:numPr>
+      </w:pPr>
+      <w:r>
+        <w:t>Scenario: Running Hive queries, aggregating results, generating reports</w:t>
+      </w:r>
+    </w:p>
+    <w:p>
+      <w:pPr>
+        <w:pStyle w:val="ListParagraph"/>
+        <w:numPr>
+          <w:ilvl w:val="0"/>
+          <w:numId w:val="22"/>
+        </w:numPr>
+      </w:pPr>
+      <w:r>
+        <w:t>Benefits: Oozie simplifies complex Hive job sequences and their management</w:t>
+      </w:r>
+    </w:p>
+    <w:p>
+      <w:pPr>
+        <w:pStyle w:val="ListParagraph"/>
+        <w:numPr>
+          <w:ilvl w:val="0"/>
+          <w:numId w:val="22"/>
+        </w:numPr>
+      </w:pPr>
+      <w:r>
+        <w:t>Components: Hive actions, sub-workflows, and decision nodes to handle logic</w:t>
+      </w:r>
+    </w:p>
+    <w:p>
+      <w:r>
+        <w:t>Machine Learning Workflows</w:t>
+      </w:r>
+    </w:p>
+    <w:p>
+      <w:pPr>
+        <w:pStyle w:val="ListParagraph"/>
+        <w:numPr>
+          <w:ilvl w:val="0"/>
+          <w:numId w:val="23"/>
+        </w:numPr>
+      </w:pPr>
+      <w:r>
+        <w:t>Use case: Managing machine learning workflows</w:t>
+      </w:r>
+    </w:p>
+    <w:p>
+      <w:pPr>
+        <w:pStyle w:val="ListParagraph"/>
+        <w:numPr>
+          <w:ilvl w:val="0"/>
+          <w:numId w:val="23"/>
+        </w:numPr>
+      </w:pPr>
+      <w:r>
+        <w:t>Scenario: Training models, hyperparameter tuning, evaluation</w:t>
+      </w:r>
+    </w:p>
+    <w:p>
+      <w:pPr>
+        <w:pStyle w:val="ListParagraph"/>
+        <w:numPr>
+          <w:ilvl w:val="0"/>
+          <w:numId w:val="23"/>
+        </w:numPr>
+      </w:pPr>
+      <w:r>
+        <w:t>Benefits: Oozie helps sequence and automate ML tasks, experiment tracking</w:t>
+      </w:r>
+    </w:p>
+    <w:p>
+      <w:pPr>
+        <w:pStyle w:val="ListParagraph"/>
+        <w:numPr>
+          <w:ilvl w:val="0"/>
+          <w:numId w:val="23"/>
+        </w:numPr>
+      </w:pPr>
+      <w:r>
+        <w:t>Components: Execute ML tasks using tools like Spark MLib, TensorFlow</w:t>
+      </w:r>
+    </w:p>
+    <w:p>
+      <w:r>
+        <w:t>Coordinating Spark Jobs</w:t>
+      </w:r>
+    </w:p>
+    <w:p>
+      <w:pPr>
+        <w:pStyle w:val="ListParagraph"/>
+        <w:numPr>
+          <w:ilvl w:val="0"/>
+          <w:numId w:val="24"/>
+        </w:numPr>
+      </w:pPr>
+      <w:r>
+        <w:t>Use Case: Coordinating multiple Spark Jobs</w:t>
+      </w:r>
+    </w:p>
+    <w:p>
+      <w:pPr>
+        <w:pStyle w:val="ListParagraph"/>
+        <w:numPr>
+          <w:ilvl w:val="0"/>
+          <w:numId w:val="24"/>
+        </w:numPr>
+      </w:pPr>
+      <w:r>
+        <w:t>Scenario: Complex analytics pipelines requiring multiple Spark tasks</w:t>
+      </w:r>
+    </w:p>
+    <w:p>
+      <w:pPr>
+        <w:pStyle w:val="ListParagraph"/>
+        <w:numPr>
+          <w:ilvl w:val="0"/>
+          <w:numId w:val="24"/>
+        </w:numPr>
+      </w:pPr>
+      <w:r>
+        <w:t xml:space="preserve"> Benefits: Oozie manages job sequencing conditional logic, and job dependencies</w:t>
+      </w:r>
+    </w:p>
+    <w:p>
+      <w:pPr>
+        <w:pStyle w:val="ListParagraph"/>
+        <w:numPr>
+          <w:ilvl w:val="0"/>
+          <w:numId w:val="24"/>
+        </w:numPr>
+      </w:pPr>
+      <w:r>
+        <w:t xml:space="preserve">Components: Run Spark jobs with Oozie’s Spark action </w:t>
+      </w:r>
+    </w:p>
+    <w:p>
+      <w:r>
+        <w:t>Long-running Services</w:t>
+      </w:r>
+    </w:p>
+    <w:p>
+      <w:pPr>
+        <w:pStyle w:val="ListParagraph"/>
+        <w:numPr>
+          <w:ilvl w:val="0"/>
+          <w:numId w:val="25"/>
+        </w:numPr>
+      </w:pPr>
+      <w:r>
+        <w:t>Use Case: Managing long-running services</w:t>
+      </w:r>
+    </w:p>
+    <w:p>
+      <w:pPr>
+        <w:pStyle w:val="ListParagraph"/>
+        <w:numPr>
+          <w:ilvl w:val="0"/>
+          <w:numId w:val="25"/>
+        </w:numPr>
+      </w:pPr>
+      <w:r>
+        <w:t>Scenario: Coordinating services like kafka consumers, streaming applications</w:t>
+      </w:r>
+    </w:p>
+    <w:p>
+      <w:pPr>
+        <w:pStyle w:val="ListParagraph"/>
+        <w:numPr>
+          <w:ilvl w:val="0"/>
+          <w:numId w:val="25"/>
+        </w:numPr>
+      </w:pPr>
+      <w:r>
+        <w:t xml:space="preserve">Benefits: Oozie ensures timely execution, monitoring and recovery </w:t>
+      </w:r>
+    </w:p>
+    <w:p>
+      <w:pPr>
+        <w:pStyle w:val="ListParagraph"/>
+        <w:numPr>
+          <w:ilvl w:val="0"/>
+          <w:numId w:val="25"/>
+        </w:numPr>
+      </w:pPr>
+      <w:r>
+        <w:t>Components: Custom actions or integration with relevant tools</w:t>
+      </w:r>
+    </w:p>
+    <w:p/>
+    <w:p/>
+    <w:p/>
+    <w:p/>
     <w:p/>
     <w:p/>
     <w:p/>
@@ -1410,6 +1766,232 @@
     </w:lvl>
   </w:abstractNum>
   <w:abstractNum w:abstractNumId="1" w15:restartNumberingAfterBreak="0">
+    <w:nsid w:val="04211D1F"/>
+    <w:multiLevelType w:val="hybridMultilevel"/>
+    <w:tmpl w:val="ABD482DE"/>
+    <w:lvl w:ilvl="0" w:tplc="04090001">
+      <w:start w:val="1"/>
+      <w:numFmt w:val="bullet"/>
+      <w:lvlText w:val=""/>
+      <w:lvlJc w:val="left"/>
+      <w:pPr>
+        <w:ind w:left="720" w:hanging="360"/>
+      </w:pPr>
+      <w:rPr>
+        <w:rFonts w:ascii="Symbol" w:hAnsi="Symbol" w:hint="default"/>
+      </w:rPr>
+    </w:lvl>
+    <w:lvl w:ilvl="1" w:tplc="04090003" w:tentative="1">
+      <w:start w:val="1"/>
+      <w:numFmt w:val="bullet"/>
+      <w:lvlText w:val="o"/>
+      <w:lvlJc w:val="left"/>
+      <w:pPr>
+        <w:ind w:left="1440" w:hanging="360"/>
+      </w:pPr>
+      <w:rPr>
+        <w:rFonts w:ascii="Courier New" w:hAnsi="Courier New" w:cs="Courier New" w:hint="default"/>
+      </w:rPr>
+    </w:lvl>
+    <w:lvl w:ilvl="2" w:tplc="04090005" w:tentative="1">
+      <w:start w:val="1"/>
+      <w:numFmt w:val="bullet"/>
+      <w:lvlText w:val=""/>
+      <w:lvlJc w:val="left"/>
+      <w:pPr>
+        <w:ind w:left="2160" w:hanging="360"/>
+      </w:pPr>
+      <w:rPr>
+        <w:rFonts w:ascii="Wingdings" w:hAnsi="Wingdings" w:hint="default"/>
+      </w:rPr>
+    </w:lvl>
+    <w:lvl w:ilvl="3" w:tplc="04090001" w:tentative="1">
+      <w:start w:val="1"/>
+      <w:numFmt w:val="bullet"/>
+      <w:lvlText w:val=""/>
+      <w:lvlJc w:val="left"/>
+      <w:pPr>
+        <w:ind w:left="2880" w:hanging="360"/>
+      </w:pPr>
+      <w:rPr>
+        <w:rFonts w:ascii="Symbol" w:hAnsi="Symbol" w:hint="default"/>
+      </w:rPr>
+    </w:lvl>
+    <w:lvl w:ilvl="4" w:tplc="04090003" w:tentative="1">
+      <w:start w:val="1"/>
+      <w:numFmt w:val="bullet"/>
+      <w:lvlText w:val="o"/>
+      <w:lvlJc w:val="left"/>
+      <w:pPr>
+        <w:ind w:left="3600" w:hanging="360"/>
+      </w:pPr>
+      <w:rPr>
+        <w:rFonts w:ascii="Courier New" w:hAnsi="Courier New" w:cs="Courier New" w:hint="default"/>
+      </w:rPr>
+    </w:lvl>
+    <w:lvl w:ilvl="5" w:tplc="04090005" w:tentative="1">
+      <w:start w:val="1"/>
+      <w:numFmt w:val="bullet"/>
+      <w:lvlText w:val=""/>
+      <w:lvlJc w:val="left"/>
+      <w:pPr>
+        <w:ind w:left="4320" w:hanging="360"/>
+      </w:pPr>
+      <w:rPr>
+        <w:rFonts w:ascii="Wingdings" w:hAnsi="Wingdings" w:hint="default"/>
+      </w:rPr>
+    </w:lvl>
+    <w:lvl w:ilvl="6" w:tplc="04090001" w:tentative="1">
+      <w:start w:val="1"/>
+      <w:numFmt w:val="bullet"/>
+      <w:lvlText w:val=""/>
+      <w:lvlJc w:val="left"/>
+      <w:pPr>
+        <w:ind w:left="5040" w:hanging="360"/>
+      </w:pPr>
+      <w:rPr>
+        <w:rFonts w:ascii="Symbol" w:hAnsi="Symbol" w:hint="default"/>
+      </w:rPr>
+    </w:lvl>
+    <w:lvl w:ilvl="7" w:tplc="04090003" w:tentative="1">
+      <w:start w:val="1"/>
+      <w:numFmt w:val="bullet"/>
+      <w:lvlText w:val="o"/>
+      <w:lvlJc w:val="left"/>
+      <w:pPr>
+        <w:ind w:left="5760" w:hanging="360"/>
+      </w:pPr>
+      <w:rPr>
+        <w:rFonts w:ascii="Courier New" w:hAnsi="Courier New" w:cs="Courier New" w:hint="default"/>
+      </w:rPr>
+    </w:lvl>
+    <w:lvl w:ilvl="8" w:tplc="04090005" w:tentative="1">
+      <w:start w:val="1"/>
+      <w:numFmt w:val="bullet"/>
+      <w:lvlText w:val=""/>
+      <w:lvlJc w:val="left"/>
+      <w:pPr>
+        <w:ind w:left="6480" w:hanging="360"/>
+      </w:pPr>
+      <w:rPr>
+        <w:rFonts w:ascii="Wingdings" w:hAnsi="Wingdings" w:hint="default"/>
+      </w:rPr>
+    </w:lvl>
+  </w:abstractNum>
+  <w:abstractNum w:abstractNumId="2" w15:restartNumberingAfterBreak="0">
+    <w:nsid w:val="05E71574"/>
+    <w:multiLevelType w:val="hybridMultilevel"/>
+    <w:tmpl w:val="7A5E0AF8"/>
+    <w:lvl w:ilvl="0" w:tplc="04090001">
+      <w:start w:val="1"/>
+      <w:numFmt w:val="bullet"/>
+      <w:lvlText w:val=""/>
+      <w:lvlJc w:val="left"/>
+      <w:pPr>
+        <w:ind w:left="720" w:hanging="360"/>
+      </w:pPr>
+      <w:rPr>
+        <w:rFonts w:ascii="Symbol" w:hAnsi="Symbol" w:hint="default"/>
+      </w:rPr>
+    </w:lvl>
+    <w:lvl w:ilvl="1" w:tplc="04090003" w:tentative="1">
+      <w:start w:val="1"/>
+      <w:numFmt w:val="bullet"/>
+      <w:lvlText w:val="o"/>
+      <w:lvlJc w:val="left"/>
+      <w:pPr>
+        <w:ind w:left="1440" w:hanging="360"/>
+      </w:pPr>
+      <w:rPr>
+        <w:rFonts w:ascii="Courier New" w:hAnsi="Courier New" w:cs="Courier New" w:hint="default"/>
+      </w:rPr>
+    </w:lvl>
+    <w:lvl w:ilvl="2" w:tplc="04090005" w:tentative="1">
+      <w:start w:val="1"/>
+      <w:numFmt w:val="bullet"/>
+      <w:lvlText w:val=""/>
+      <w:lvlJc w:val="left"/>
+      <w:pPr>
+        <w:ind w:left="2160" w:hanging="360"/>
+      </w:pPr>
+      <w:rPr>
+        <w:rFonts w:ascii="Wingdings" w:hAnsi="Wingdings" w:hint="default"/>
+      </w:rPr>
+    </w:lvl>
+    <w:lvl w:ilvl="3" w:tplc="04090001" w:tentative="1">
+      <w:start w:val="1"/>
+      <w:numFmt w:val="bullet"/>
+      <w:lvlText w:val=""/>
+      <w:lvlJc w:val="left"/>
+      <w:pPr>
+        <w:ind w:left="2880" w:hanging="360"/>
+      </w:pPr>
+      <w:rPr>
+        <w:rFonts w:ascii="Symbol" w:hAnsi="Symbol" w:hint="default"/>
+      </w:rPr>
+    </w:lvl>
+    <w:lvl w:ilvl="4" w:tplc="04090003" w:tentative="1">
+      <w:start w:val="1"/>
+      <w:numFmt w:val="bullet"/>
+      <w:lvlText w:val="o"/>
+      <w:lvlJc w:val="left"/>
+      <w:pPr>
+        <w:ind w:left="3600" w:hanging="360"/>
+      </w:pPr>
+      <w:rPr>
+        <w:rFonts w:ascii="Courier New" w:hAnsi="Courier New" w:cs="Courier New" w:hint="default"/>
+      </w:rPr>
+    </w:lvl>
+    <w:lvl w:ilvl="5" w:tplc="04090005" w:tentative="1">
+      <w:start w:val="1"/>
+      <w:numFmt w:val="bullet"/>
+      <w:lvlText w:val=""/>
+      <w:lvlJc w:val="left"/>
+      <w:pPr>
+        <w:ind w:left="4320" w:hanging="360"/>
+      </w:pPr>
+      <w:rPr>
+        <w:rFonts w:ascii="Wingdings" w:hAnsi="Wingdings" w:hint="default"/>
+      </w:rPr>
+    </w:lvl>
+    <w:lvl w:ilvl="6" w:tplc="04090001" w:tentative="1">
+      <w:start w:val="1"/>
+      <w:numFmt w:val="bullet"/>
+      <w:lvlText w:val=""/>
+      <w:lvlJc w:val="left"/>
+      <w:pPr>
+        <w:ind w:left="5040" w:hanging="360"/>
+      </w:pPr>
+      <w:rPr>
+        <w:rFonts w:ascii="Symbol" w:hAnsi="Symbol" w:hint="default"/>
+      </w:rPr>
+    </w:lvl>
+    <w:lvl w:ilvl="7" w:tplc="04090003" w:tentative="1">
+      <w:start w:val="1"/>
+      <w:numFmt w:val="bullet"/>
+      <w:lvlText w:val="o"/>
+      <w:lvlJc w:val="left"/>
+      <w:pPr>
+        <w:ind w:left="5760" w:hanging="360"/>
+      </w:pPr>
+      <w:rPr>
+        <w:rFonts w:ascii="Courier New" w:hAnsi="Courier New" w:cs="Courier New" w:hint="default"/>
+      </w:rPr>
+    </w:lvl>
+    <w:lvl w:ilvl="8" w:tplc="04090005" w:tentative="1">
+      <w:start w:val="1"/>
+      <w:numFmt w:val="bullet"/>
+      <w:lvlText w:val=""/>
+      <w:lvlJc w:val="left"/>
+      <w:pPr>
+        <w:ind w:left="6480" w:hanging="360"/>
+      </w:pPr>
+      <w:rPr>
+        <w:rFonts w:ascii="Wingdings" w:hAnsi="Wingdings" w:hint="default"/>
+      </w:rPr>
+    </w:lvl>
+  </w:abstractNum>
+  <w:abstractNum w:abstractNumId="3" w15:restartNumberingAfterBreak="0">
     <w:nsid w:val="06C67A98"/>
     <w:multiLevelType w:val="hybridMultilevel"/>
     <w:tmpl w:val="C8B0ACDC"/>
@@ -1522,7 +2104,7 @@
       </w:rPr>
     </w:lvl>
   </w:abstractNum>
-  <w:abstractNum w:abstractNumId="2" w15:restartNumberingAfterBreak="0">
+  <w:abstractNum w:abstractNumId="4" w15:restartNumberingAfterBreak="0">
     <w:nsid w:val="0F2F3735"/>
     <w:multiLevelType w:val="hybridMultilevel"/>
     <w:tmpl w:val="62106D30"/>
@@ -1635,7 +2217,7 @@
       </w:rPr>
     </w:lvl>
   </w:abstractNum>
-  <w:abstractNum w:abstractNumId="3" w15:restartNumberingAfterBreak="0">
+  <w:abstractNum w:abstractNumId="5" w15:restartNumberingAfterBreak="0">
     <w:nsid w:val="15771FE4"/>
     <w:multiLevelType w:val="hybridMultilevel"/>
     <w:tmpl w:val="4990A67A"/>
@@ -1748,7 +2330,120 @@
       </w:rPr>
     </w:lvl>
   </w:abstractNum>
-  <w:abstractNum w:abstractNumId="4" w15:restartNumberingAfterBreak="0">
+  <w:abstractNum w:abstractNumId="6" w15:restartNumberingAfterBreak="0">
+    <w:nsid w:val="1A9579AC"/>
+    <w:multiLevelType w:val="hybridMultilevel"/>
+    <w:tmpl w:val="36E07A5C"/>
+    <w:lvl w:ilvl="0" w:tplc="04090001">
+      <w:start w:val="1"/>
+      <w:numFmt w:val="bullet"/>
+      <w:lvlText w:val=""/>
+      <w:lvlJc w:val="left"/>
+      <w:pPr>
+        <w:ind w:left="720" w:hanging="360"/>
+      </w:pPr>
+      <w:rPr>
+        <w:rFonts w:ascii="Symbol" w:hAnsi="Symbol" w:hint="default"/>
+      </w:rPr>
+    </w:lvl>
+    <w:lvl w:ilvl="1" w:tplc="04090003" w:tentative="1">
+      <w:start w:val="1"/>
+      <w:numFmt w:val="bullet"/>
+      <w:lvlText w:val="o"/>
+      <w:lvlJc w:val="left"/>
+      <w:pPr>
+        <w:ind w:left="1440" w:hanging="360"/>
+      </w:pPr>
+      <w:rPr>
+        <w:rFonts w:ascii="Courier New" w:hAnsi="Courier New" w:cs="Courier New" w:hint="default"/>
+      </w:rPr>
+    </w:lvl>
+    <w:lvl w:ilvl="2" w:tplc="04090005" w:tentative="1">
+      <w:start w:val="1"/>
+      <w:numFmt w:val="bullet"/>
+      <w:lvlText w:val=""/>
+      <w:lvlJc w:val="left"/>
+      <w:pPr>
+        <w:ind w:left="2160" w:hanging="360"/>
+      </w:pPr>
+      <w:rPr>
+        <w:rFonts w:ascii="Wingdings" w:hAnsi="Wingdings" w:hint="default"/>
+      </w:rPr>
+    </w:lvl>
+    <w:lvl w:ilvl="3" w:tplc="04090001" w:tentative="1">
+      <w:start w:val="1"/>
+      <w:numFmt w:val="bullet"/>
+      <w:lvlText w:val=""/>
+      <w:lvlJc w:val="left"/>
+      <w:pPr>
+        <w:ind w:left="2880" w:hanging="360"/>
+      </w:pPr>
+      <w:rPr>
+        <w:rFonts w:ascii="Symbol" w:hAnsi="Symbol" w:hint="default"/>
+      </w:rPr>
+    </w:lvl>
+    <w:lvl w:ilvl="4" w:tplc="04090003" w:tentative="1">
+      <w:start w:val="1"/>
+      <w:numFmt w:val="bullet"/>
+      <w:lvlText w:val="o"/>
+      <w:lvlJc w:val="left"/>
+      <w:pPr>
+        <w:ind w:left="3600" w:hanging="360"/>
+      </w:pPr>
+      <w:rPr>
+        <w:rFonts w:ascii="Courier New" w:hAnsi="Courier New" w:cs="Courier New" w:hint="default"/>
+      </w:rPr>
+    </w:lvl>
+    <w:lvl w:ilvl="5" w:tplc="04090005" w:tentative="1">
+      <w:start w:val="1"/>
+      <w:numFmt w:val="bullet"/>
+      <w:lvlText w:val=""/>
+      <w:lvlJc w:val="left"/>
+      <w:pPr>
+        <w:ind w:left="4320" w:hanging="360"/>
+      </w:pPr>
+      <w:rPr>
+        <w:rFonts w:ascii="Wingdings" w:hAnsi="Wingdings" w:hint="default"/>
+      </w:rPr>
+    </w:lvl>
+    <w:lvl w:ilvl="6" w:tplc="04090001" w:tentative="1">
+      <w:start w:val="1"/>
+      <w:numFmt w:val="bullet"/>
+      <w:lvlText w:val=""/>
+      <w:lvlJc w:val="left"/>
+      <w:pPr>
+        <w:ind w:left="5040" w:hanging="360"/>
+      </w:pPr>
+      <w:rPr>
+        <w:rFonts w:ascii="Symbol" w:hAnsi="Symbol" w:hint="default"/>
+      </w:rPr>
+    </w:lvl>
+    <w:lvl w:ilvl="7" w:tplc="04090003" w:tentative="1">
+      <w:start w:val="1"/>
+      <w:numFmt w:val="bullet"/>
+      <w:lvlText w:val="o"/>
+      <w:lvlJc w:val="left"/>
+      <w:pPr>
+        <w:ind w:left="5760" w:hanging="360"/>
+      </w:pPr>
+      <w:rPr>
+        <w:rFonts w:ascii="Courier New" w:hAnsi="Courier New" w:cs="Courier New" w:hint="default"/>
+      </w:rPr>
+    </w:lvl>
+    <w:lvl w:ilvl="8" w:tplc="04090005" w:tentative="1">
+      <w:start w:val="1"/>
+      <w:numFmt w:val="bullet"/>
+      <w:lvlText w:val=""/>
+      <w:lvlJc w:val="left"/>
+      <w:pPr>
+        <w:ind w:left="6480" w:hanging="360"/>
+      </w:pPr>
+      <w:rPr>
+        <w:rFonts w:ascii="Wingdings" w:hAnsi="Wingdings" w:hint="default"/>
+      </w:rPr>
+    </w:lvl>
+  </w:abstractNum>
+  <w:abstractNum w:abstractNumId="7" w15:restartNumberingAfterBreak="0">
     <w:nsid w:val="1BE971C0"/>
     <w:multiLevelType w:val="hybridMultilevel"/>
     <w:tmpl w:val="3078C816"/>
@@ -1861,7 +2556,7 @@
       </w:rPr>
     </w:lvl>
   </w:abstractNum>
-  <w:abstractNum w:abstractNumId="5" w15:restartNumberingAfterBreak="0">
+  <w:abstractNum w:abstractNumId="8" w15:restartNumberingAfterBreak="0">
     <w:nsid w:val="241732E2"/>
     <w:multiLevelType w:val="hybridMultilevel"/>
     <w:tmpl w:val="97CA8A66"/>
@@ -1974,7 +2669,7 @@
       </w:rPr>
     </w:lvl>
   </w:abstractNum>
-  <w:abstractNum w:abstractNumId="6" w15:restartNumberingAfterBreak="0">
+  <w:abstractNum w:abstractNumId="9" w15:restartNumberingAfterBreak="0">
     <w:nsid w:val="2B551883"/>
     <w:multiLevelType w:val="hybridMultilevel"/>
     <w:tmpl w:val="241A6204"/>
@@ -2087,7 +2782,346 @@
       </w:rPr>
     </w:lvl>
   </w:abstractNum>
-  <w:abstractNum w:abstractNumId="7" w15:restartNumberingAfterBreak="0">
+  <w:abstractNum w:abstractNumId="10" w15:restartNumberingAfterBreak="0">
+    <w:nsid w:val="32244541"/>
+    <w:multiLevelType w:val="hybridMultilevel"/>
+    <w:tmpl w:val="2A3A6A1C"/>
+    <w:lvl w:ilvl="0" w:tplc="04090001">
+      <w:start w:val="1"/>
+      <w:numFmt w:val="bullet"/>
+      <w:lvlText w:val=""/>
+      <w:lvlJc w:val="left"/>
+      <w:pPr>
+        <w:ind w:left="720" w:hanging="360"/>
+      </w:pPr>
+      <w:rPr>
+        <w:rFonts w:ascii="Symbol" w:hAnsi="Symbol" w:hint="default"/>
+      </w:rPr>
+    </w:lvl>
+    <w:lvl w:ilvl="1" w:tplc="04090003" w:tentative="1">
+      <w:start w:val="1"/>
+      <w:numFmt w:val="bullet"/>
+      <w:lvlText w:val="o"/>
+      <w:lvlJc w:val="left"/>
+      <w:pPr>
+        <w:ind w:left="1440" w:hanging="360"/>
+      </w:pPr>
+      <w:rPr>
+        <w:rFonts w:ascii="Courier New" w:hAnsi="Courier New" w:cs="Courier New" w:hint="default"/>
+      </w:rPr>
+    </w:lvl>
+    <w:lvl w:ilvl="2" w:tplc="04090005" w:tentative="1">
+      <w:start w:val="1"/>
+      <w:numFmt w:val="bullet"/>
+      <w:lvlText w:val=""/>
+      <w:lvlJc w:val="left"/>
+      <w:pPr>
+        <w:ind w:left="2160" w:hanging="360"/>
+      </w:pPr>
+      <w:rPr>
+        <w:rFonts w:ascii="Wingdings" w:hAnsi="Wingdings" w:hint="default"/>
+      </w:rPr>
+    </w:lvl>
+    <w:lvl w:ilvl="3" w:tplc="04090001" w:tentative="1">
+      <w:start w:val="1"/>
+      <w:numFmt w:val="bullet"/>
+      <w:lvlText w:val=""/>
+      <w:lvlJc w:val="left"/>
+      <w:pPr>
+        <w:ind w:left="2880" w:hanging="360"/>
+      </w:pPr>
+      <w:rPr>
+        <w:rFonts w:ascii="Symbol" w:hAnsi="Symbol" w:hint="default"/>
+      </w:rPr>
+    </w:lvl>
+    <w:lvl w:ilvl="4" w:tplc="04090003" w:tentative="1">
+      <w:start w:val="1"/>
+      <w:numFmt w:val="bullet"/>
+      <w:lvlText w:val="o"/>
+      <w:lvlJc w:val="left"/>
+      <w:pPr>
+        <w:ind w:left="3600" w:hanging="360"/>
+      </w:pPr>
+      <w:rPr>
+        <w:rFonts w:ascii="Courier New" w:hAnsi="Courier New" w:cs="Courier New" w:hint="default"/>
+      </w:rPr>
+    </w:lvl>
+    <w:lvl w:ilvl="5" w:tplc="04090005" w:tentative="1">
+      <w:start w:val="1"/>
+      <w:numFmt w:val="bullet"/>
+      <w:lvlText w:val=""/>
+      <w:lvlJc w:val="left"/>
+      <w:pPr>
+        <w:ind w:left="4320" w:hanging="360"/>
+      </w:pPr>
+      <w:rPr>
+        <w:rFonts w:ascii="Wingdings" w:hAnsi="Wingdings" w:hint="default"/>
+      </w:rPr>
+    </w:lvl>
+    <w:lvl w:ilvl="6" w:tplc="04090001" w:tentative="1">
+      <w:start w:val="1"/>
+      <w:numFmt w:val="bullet"/>
+      <w:lvlText w:val=""/>
+      <w:lvlJc w:val="left"/>
+      <w:pPr>
+        <w:ind w:left="5040" w:hanging="360"/>
+      </w:pPr>
+      <w:rPr>
+        <w:rFonts w:ascii="Symbol" w:hAnsi="Symbol" w:hint="default"/>
+      </w:rPr>
+    </w:lvl>
+    <w:lvl w:ilvl="7" w:tplc="04090003" w:tentative="1">
+      <w:start w:val="1"/>
+      <w:numFmt w:val="bullet"/>
+      <w:lvlText w:val="o"/>
+      <w:lvlJc w:val="left"/>
+      <w:pPr>
+        <w:ind w:left="5760" w:hanging="360"/>
+      </w:pPr>
+      <w:rPr>
+        <w:rFonts w:ascii="Courier New" w:hAnsi="Courier New" w:cs="Courier New" w:hint="default"/>
+      </w:rPr>
+    </w:lvl>
+    <w:lvl w:ilvl="8" w:tplc="04090005" w:tentative="1">
+      <w:start w:val="1"/>
+      <w:numFmt w:val="bullet"/>
+      <w:lvlText w:val=""/>
+      <w:lvlJc w:val="left"/>
+      <w:pPr>
+        <w:ind w:left="6480" w:hanging="360"/>
+      </w:pPr>
+      <w:rPr>
+        <w:rFonts w:ascii="Wingdings" w:hAnsi="Wingdings" w:hint="default"/>
+      </w:rPr>
+    </w:lvl>
+  </w:abstractNum>
+  <w:abstractNum w:abstractNumId="11" w15:restartNumberingAfterBreak="0">
+    <w:nsid w:val="32C2691A"/>
+    <w:multiLevelType w:val="hybridMultilevel"/>
+    <w:tmpl w:val="C250075C"/>
+    <w:lvl w:ilvl="0" w:tplc="04090001">
+      <w:start w:val="1"/>
+      <w:numFmt w:val="bullet"/>
+      <w:lvlText w:val=""/>
+      <w:lvlJc w:val="left"/>
+      <w:pPr>
+        <w:ind w:left="720" w:hanging="360"/>
+      </w:pPr>
+      <w:rPr>
+        <w:rFonts w:ascii="Symbol" w:hAnsi="Symbol" w:hint="default"/>
+      </w:rPr>
+    </w:lvl>
+    <w:lvl w:ilvl="1" w:tplc="04090003" w:tentative="1">
+      <w:start w:val="1"/>
+      <w:numFmt w:val="bullet"/>
+      <w:lvlText w:val="o"/>
+      <w:lvlJc w:val="left"/>
+      <w:pPr>
+        <w:ind w:left="1440" w:hanging="360"/>
+      </w:pPr>
+      <w:rPr>
+        <w:rFonts w:ascii="Courier New" w:hAnsi="Courier New" w:cs="Courier New" w:hint="default"/>
+      </w:rPr>
+    </w:lvl>
+    <w:lvl w:ilvl="2" w:tplc="04090005" w:tentative="1">
+      <w:start w:val="1"/>
+      <w:numFmt w:val="bullet"/>
+      <w:lvlText w:val=""/>
+      <w:lvlJc w:val="left"/>
+      <w:pPr>
+        <w:ind w:left="2160" w:hanging="360"/>
+      </w:pPr>
+      <w:rPr>
+        <w:rFonts w:ascii="Wingdings" w:hAnsi="Wingdings" w:hint="default"/>
+      </w:rPr>
+    </w:lvl>
+    <w:lvl w:ilvl="3" w:tplc="04090001" w:tentative="1">
+      <w:start w:val="1"/>
+      <w:numFmt w:val="bullet"/>
+      <w:lvlText w:val=""/>
+      <w:lvlJc w:val="left"/>
+      <w:pPr>
+        <w:ind w:left="2880" w:hanging="360"/>
+      </w:pPr>
+      <w:rPr>
+        <w:rFonts w:ascii="Symbol" w:hAnsi="Symbol" w:hint="default"/>
+      </w:rPr>
+    </w:lvl>
+    <w:lvl w:ilvl="4" w:tplc="04090003" w:tentative="1">
+      <w:start w:val="1"/>
+      <w:numFmt w:val="bullet"/>
+      <w:lvlText w:val="o"/>
+      <w:lvlJc w:val="left"/>
+      <w:pPr>
+        <w:ind w:left="3600" w:hanging="360"/>
+      </w:pPr>
+      <w:rPr>
+        <w:rFonts w:ascii="Courier New" w:hAnsi="Courier New" w:cs="Courier New" w:hint="default"/>
+      </w:rPr>
+    </w:lvl>
+    <w:lvl w:ilvl="5" w:tplc="04090005" w:tentative="1">
+      <w:start w:val="1"/>
+      <w:numFmt w:val="bullet"/>
+      <w:lvlText w:val=""/>
+      <w:lvlJc w:val="left"/>
+      <w:pPr>
+        <w:ind w:left="4320" w:hanging="360"/>
+      </w:pPr>
+      <w:rPr>
+        <w:rFonts w:ascii="Wingdings" w:hAnsi="Wingdings" w:hint="default"/>
+      </w:rPr>
+    </w:lvl>
+    <w:lvl w:ilvl="6" w:tplc="04090001" w:tentative="1">
+      <w:start w:val="1"/>
+      <w:numFmt w:val="bullet"/>
+      <w:lvlText w:val=""/>
+      <w:lvlJc w:val="left"/>
+      <w:pPr>
+        <w:ind w:left="5040" w:hanging="360"/>
+      </w:pPr>
+      <w:rPr>
+        <w:rFonts w:ascii="Symbol" w:hAnsi="Symbol" w:hint="default"/>
+      </w:rPr>
+    </w:lvl>
+    <w:lvl w:ilvl="7" w:tplc="04090003" w:tentative="1">
+      <w:start w:val="1"/>
+      <w:numFmt w:val="bullet"/>
+      <w:lvlText w:val="o"/>
+      <w:lvlJc w:val="left"/>
+      <w:pPr>
+        <w:ind w:left="5760" w:hanging="360"/>
+      </w:pPr>
+      <w:rPr>
+        <w:rFonts w:ascii="Courier New" w:hAnsi="Courier New" w:cs="Courier New" w:hint="default"/>
+      </w:rPr>
+    </w:lvl>
+    <w:lvl w:ilvl="8" w:tplc="04090005" w:tentative="1">
+      <w:start w:val="1"/>
+      <w:numFmt w:val="bullet"/>
+      <w:lvlText w:val=""/>
+      <w:lvlJc w:val="left"/>
+      <w:pPr>
+        <w:ind w:left="6480" w:hanging="360"/>
+      </w:pPr>
+      <w:rPr>
+        <w:rFonts w:ascii="Wingdings" w:hAnsi="Wingdings" w:hint="default"/>
+      </w:rPr>
+    </w:lvl>
+  </w:abstractNum>
+  <w:abstractNum w:abstractNumId="12" w15:restartNumberingAfterBreak="0">
+    <w:nsid w:val="35B06B20"/>
+    <w:multiLevelType w:val="hybridMultilevel"/>
+    <w:tmpl w:val="F05C8FCE"/>
+    <w:lvl w:ilvl="0" w:tplc="04090001">
+      <w:start w:val="1"/>
+      <w:numFmt w:val="bullet"/>
+      <w:lvlText w:val=""/>
+      <w:lvlJc w:val="left"/>
+      <w:pPr>
+        <w:ind w:left="720" w:hanging="360"/>
+      </w:pPr>
+      <w:rPr>
+        <w:rFonts w:ascii="Symbol" w:hAnsi="Symbol" w:hint="default"/>
+      </w:rPr>
+    </w:lvl>
+    <w:lvl w:ilvl="1" w:tplc="04090003" w:tentative="1">
+      <w:start w:val="1"/>
+      <w:numFmt w:val="bullet"/>
+      <w:lvlText w:val="o"/>
+      <w:lvlJc w:val="left"/>
+      <w:pPr>
+        <w:ind w:left="1440" w:hanging="360"/>
+      </w:pPr>
+      <w:rPr>
+        <w:rFonts w:ascii="Courier New" w:hAnsi="Courier New" w:cs="Courier New" w:hint="default"/>
+      </w:rPr>
+    </w:lvl>
+    <w:lvl w:ilvl="2" w:tplc="04090005" w:tentative="1">
+      <w:start w:val="1"/>
+      <w:numFmt w:val="bullet"/>
+      <w:lvlText w:val=""/>
+      <w:lvlJc w:val="left"/>
+      <w:pPr>
+        <w:ind w:left="2160" w:hanging="360"/>
+      </w:pPr>
+      <w:rPr>
+        <w:rFonts w:ascii="Wingdings" w:hAnsi="Wingdings" w:hint="default"/>
+      </w:rPr>
+    </w:lvl>
+    <w:lvl w:ilvl="3" w:tplc="04090001" w:tentative="1">
+      <w:start w:val="1"/>
+      <w:numFmt w:val="bullet"/>
+      <w:lvlText w:val=""/>
+      <w:lvlJc w:val="left"/>
+      <w:pPr>
+        <w:ind w:left="2880" w:hanging="360"/>
+      </w:pPr>
+      <w:rPr>
+        <w:rFonts w:ascii="Symbol" w:hAnsi="Symbol" w:hint="default"/>
+      </w:rPr>
+    </w:lvl>
+    <w:lvl w:ilvl="4" w:tplc="04090003" w:tentative="1">
+      <w:start w:val="1"/>
+      <w:numFmt w:val="bullet"/>
+      <w:lvlText w:val="o"/>
+      <w:lvlJc w:val="left"/>
+      <w:pPr>
+        <w:ind w:left="3600" w:hanging="360"/>
+      </w:pPr>
+      <w:rPr>
+        <w:rFonts w:ascii="Courier New" w:hAnsi="Courier New" w:cs="Courier New" w:hint="default"/>
+      </w:rPr>
+    </w:lvl>
+    <w:lvl w:ilvl="5" w:tplc="04090005" w:tentative="1">
+      <w:start w:val="1"/>
+      <w:numFmt w:val="bullet"/>
+      <w:lvlText w:val=""/>
+      <w:lvlJc w:val="left"/>
+      <w:pPr>
+        <w:ind w:left="4320" w:hanging="360"/>
+      </w:pPr>
+      <w:rPr>
+        <w:rFonts w:ascii="Wingdings" w:hAnsi="Wingdings" w:hint="default"/>
+      </w:rPr>
+    </w:lvl>
+    <w:lvl w:ilvl="6" w:tplc="04090001" w:tentative="1">
+      <w:start w:val="1"/>
+      <w:numFmt w:val="bullet"/>
+      <w:lvlText w:val=""/>
+      <w:lvlJc w:val="left"/>
+      <w:pPr>
+        <w:ind w:left="5040" w:hanging="360"/>
+      </w:pPr>
+      <w:rPr>
+        <w:rFonts w:ascii="Symbol" w:hAnsi="Symbol" w:hint="default"/>
+      </w:rPr>
+    </w:lvl>
+    <w:lvl w:ilvl="7" w:tplc="04090003" w:tentative="1">
+      <w:start w:val="1"/>
+      <w:numFmt w:val="bullet"/>
+      <w:lvlText w:val="o"/>
+      <w:lvlJc w:val="left"/>
+      <w:pPr>
+        <w:ind w:left="5760" w:hanging="360"/>
+      </w:pPr>
+      <w:rPr>
+        <w:rFonts w:ascii="Courier New" w:hAnsi="Courier New" w:cs="Courier New" w:hint="default"/>
+      </w:rPr>
+    </w:lvl>
+    <w:lvl w:ilvl="8" w:tplc="04090005" w:tentative="1">
+      <w:start w:val="1"/>
+      <w:numFmt w:val="bullet"/>
+      <w:lvlText w:val=""/>
+      <w:lvlJc w:val="left"/>
+      <w:pPr>
+        <w:ind w:left="6480" w:hanging="360"/>
+      </w:pPr>
+      <w:rPr>
+        <w:rFonts w:ascii="Wingdings" w:hAnsi="Wingdings" w:hint="default"/>
+      </w:rPr>
+    </w:lvl>
+  </w:abstractNum>
+  <w:abstractNum w:abstractNumId="13" w15:restartNumberingAfterBreak="0">
     <w:nsid w:val="40CB5AC9"/>
     <w:multiLevelType w:val="hybridMultilevel"/>
     <w:tmpl w:val="33C0D040"/>
@@ -2200,7 +3234,7 @@
       </w:rPr>
     </w:lvl>
   </w:abstractNum>
-  <w:abstractNum w:abstractNumId="8" w15:restartNumberingAfterBreak="0">
+  <w:abstractNum w:abstractNumId="14" w15:restartNumberingAfterBreak="0">
     <w:nsid w:val="4E944435"/>
     <w:multiLevelType w:val="hybridMultilevel"/>
     <w:tmpl w:val="DC50AAFE"/>
@@ -2313,7 +3347,7 @@
       </w:rPr>
     </w:lvl>
   </w:abstractNum>
-  <w:abstractNum w:abstractNumId="9" w15:restartNumberingAfterBreak="0">
+  <w:abstractNum w:abstractNumId="15" w15:restartNumberingAfterBreak="0">
     <w:nsid w:val="546C7ED5"/>
     <w:multiLevelType w:val="hybridMultilevel"/>
     <w:tmpl w:val="F6641D82"/>
@@ -2426,7 +3460,120 @@
       </w:rPr>
     </w:lvl>
   </w:abstractNum>
-  <w:abstractNum w:abstractNumId="10" w15:restartNumberingAfterBreak="0">
+  <w:abstractNum w:abstractNumId="16" w15:restartNumberingAfterBreak="0">
+    <w:nsid w:val="550C73FC"/>
+    <w:multiLevelType w:val="hybridMultilevel"/>
+    <w:tmpl w:val="CBA88B40"/>
+    <w:lvl w:ilvl="0" w:tplc="04090001">
+      <w:start w:val="1"/>
+      <w:numFmt w:val="bullet"/>
+      <w:lvlText w:val=""/>
+      <w:lvlJc w:val="left"/>
+      <w:pPr>
+        <w:ind w:left="720" w:hanging="360"/>
+      </w:pPr>
+      <w:rPr>
+        <w:rFonts w:ascii="Symbol" w:hAnsi="Symbol" w:hint="default"/>
+      </w:rPr>
+    </w:lvl>
+    <w:lvl w:ilvl="1" w:tplc="04090003" w:tentative="1">
+      <w:start w:val="1"/>
+      <w:numFmt w:val="bullet"/>
+      <w:lvlText w:val="o"/>
+      <w:lvlJc w:val="left"/>
+      <w:pPr>
+        <w:ind w:left="1440" w:hanging="360"/>
+      </w:pPr>
+      <w:rPr>
+        <w:rFonts w:ascii="Courier New" w:hAnsi="Courier New" w:cs="Courier New" w:hint="default"/>
+      </w:rPr>
+    </w:lvl>
+    <w:lvl w:ilvl="2" w:tplc="04090005" w:tentative="1">
+      <w:start w:val="1"/>
+      <w:numFmt w:val="bullet"/>
+      <w:lvlText w:val=""/>
+      <w:lvlJc w:val="left"/>
+      <w:pPr>
+        <w:ind w:left="2160" w:hanging="360"/>
+      </w:pPr>
+      <w:rPr>
+        <w:rFonts w:ascii="Wingdings" w:hAnsi="Wingdings" w:hint="default"/>
+      </w:rPr>
+    </w:lvl>
+    <w:lvl w:ilvl="3" w:tplc="04090001" w:tentative="1">
+      <w:start w:val="1"/>
+      <w:numFmt w:val="bullet"/>
+      <w:lvlText w:val=""/>
+      <w:lvlJc w:val="left"/>
+      <w:pPr>
+        <w:ind w:left="2880" w:hanging="360"/>
+      </w:pPr>
+      <w:rPr>
+        <w:rFonts w:ascii="Symbol" w:hAnsi="Symbol" w:hint="default"/>
+      </w:rPr>
+    </w:lvl>
+    <w:lvl w:ilvl="4" w:tplc="04090003" w:tentative="1">
+      <w:start w:val="1"/>
+      <w:numFmt w:val="bullet"/>
+      <w:lvlText w:val="o"/>
+      <w:lvlJc w:val="left"/>
+      <w:pPr>
+        <w:ind w:left="3600" w:hanging="360"/>
+      </w:pPr>
+      <w:rPr>
+        <w:rFonts w:ascii="Courier New" w:hAnsi="Courier New" w:cs="Courier New" w:hint="default"/>
+      </w:rPr>
+    </w:lvl>
+    <w:lvl w:ilvl="5" w:tplc="04090005" w:tentative="1">
+      <w:start w:val="1"/>
+      <w:numFmt w:val="bullet"/>
+      <w:lvlText w:val=""/>
+      <w:lvlJc w:val="left"/>
+      <w:pPr>
+        <w:ind w:left="4320" w:hanging="360"/>
+      </w:pPr>
+      <w:rPr>
+        <w:rFonts w:ascii="Wingdings" w:hAnsi="Wingdings" w:hint="default"/>
+      </w:rPr>
+    </w:lvl>
+    <w:lvl w:ilvl="6" w:tplc="04090001" w:tentative="1">
+      <w:start w:val="1"/>
+      <w:numFmt w:val="bullet"/>
+      <w:lvlText w:val=""/>
+      <w:lvlJc w:val="left"/>
+      <w:pPr>
+        <w:ind w:left="5040" w:hanging="360"/>
+      </w:pPr>
+      <w:rPr>
+        <w:rFonts w:ascii="Symbol" w:hAnsi="Symbol" w:hint="default"/>
+      </w:rPr>
+    </w:lvl>
+    <w:lvl w:ilvl="7" w:tplc="04090003" w:tentative="1">
+      <w:start w:val="1"/>
+      <w:numFmt w:val="bullet"/>
+      <w:lvlText w:val="o"/>
+      <w:lvlJc w:val="left"/>
+      <w:pPr>
+        <w:ind w:left="5760" w:hanging="360"/>
+      </w:pPr>
+      <w:rPr>
+        <w:rFonts w:ascii="Courier New" w:hAnsi="Courier New" w:cs="Courier New" w:hint="default"/>
+      </w:rPr>
+    </w:lvl>
+    <w:lvl w:ilvl="8" w:tplc="04090005" w:tentative="1">
+      <w:start w:val="1"/>
+      <w:numFmt w:val="bullet"/>
+      <w:lvlText w:val=""/>
+      <w:lvlJc w:val="left"/>
+      <w:pPr>
+        <w:ind w:left="6480" w:hanging="360"/>
+      </w:pPr>
+      <w:rPr>
+        <w:rFonts w:ascii="Wingdings" w:hAnsi="Wingdings" w:hint="default"/>
+      </w:rPr>
+    </w:lvl>
+  </w:abstractNum>
+  <w:abstractNum w:abstractNumId="17" w15:restartNumberingAfterBreak="0">
     <w:nsid w:val="59DD2D71"/>
     <w:multiLevelType w:val="hybridMultilevel"/>
     <w:tmpl w:val="F480796A"/>
@@ -2539,7 +3686,7 @@
       </w:rPr>
     </w:lvl>
   </w:abstractNum>
-  <w:abstractNum w:abstractNumId="11" w15:restartNumberingAfterBreak="0">
+  <w:abstractNum w:abstractNumId="18" w15:restartNumberingAfterBreak="0">
     <w:nsid w:val="5C2E1616"/>
     <w:multiLevelType w:val="hybridMultilevel"/>
     <w:tmpl w:val="DD5220CC"/>
@@ -2652,7 +3799,7 @@
       </w:rPr>
     </w:lvl>
   </w:abstractNum>
-  <w:abstractNum w:abstractNumId="12" w15:restartNumberingAfterBreak="0">
+  <w:abstractNum w:abstractNumId="19" w15:restartNumberingAfterBreak="0">
     <w:nsid w:val="5FE4093E"/>
     <w:multiLevelType w:val="hybridMultilevel"/>
     <w:tmpl w:val="C11CC330"/>
@@ -2765,7 +3912,7 @@
       </w:rPr>
     </w:lvl>
   </w:abstractNum>
-  <w:abstractNum w:abstractNumId="13" w15:restartNumberingAfterBreak="0">
+  <w:abstractNum w:abstractNumId="20" w15:restartNumberingAfterBreak="0">
     <w:nsid w:val="6A825984"/>
     <w:multiLevelType w:val="hybridMultilevel"/>
     <w:tmpl w:val="EADED326"/>
@@ -2878,7 +4025,7 @@
       </w:rPr>
     </w:lvl>
   </w:abstractNum>
-  <w:abstractNum w:abstractNumId="14" w15:restartNumberingAfterBreak="0">
+  <w:abstractNum w:abstractNumId="21" w15:restartNumberingAfterBreak="0">
     <w:nsid w:val="6D29070F"/>
     <w:multiLevelType w:val="hybridMultilevel"/>
     <w:tmpl w:val="E45060D6"/>
@@ -2991,7 +4138,7 @@
       </w:rPr>
     </w:lvl>
   </w:abstractNum>
-  <w:abstractNum w:abstractNumId="15" w15:restartNumberingAfterBreak="0">
+  <w:abstractNum w:abstractNumId="22" w15:restartNumberingAfterBreak="0">
     <w:nsid w:val="6F0E3167"/>
     <w:multiLevelType w:val="hybridMultilevel"/>
     <w:tmpl w:val="FA063D40"/>
@@ -3104,7 +4251,7 @@
       </w:rPr>
     </w:lvl>
   </w:abstractNum>
-  <w:abstractNum w:abstractNumId="16" w15:restartNumberingAfterBreak="0">
+  <w:abstractNum w:abstractNumId="23" w15:restartNumberingAfterBreak="0">
     <w:nsid w:val="713F578E"/>
     <w:multiLevelType w:val="hybridMultilevel"/>
     <w:tmpl w:val="70448254"/>
@@ -3217,7 +4364,7 @@
       </w:rPr>
     </w:lvl>
   </w:abstractNum>
-  <w:abstractNum w:abstractNumId="17" w15:restartNumberingAfterBreak="0">
+  <w:abstractNum w:abstractNumId="24" w15:restartNumberingAfterBreak="0">
     <w:nsid w:val="7F2A381A"/>
     <w:multiLevelType w:val="hybridMultilevel"/>
     <w:tmpl w:val="1E84F380"/>
@@ -3331,58 +4478,79 @@
     </w:lvl>
   </w:abstractNum>
   <w:num w:numId="1" w16cid:durableId="1513033420">
-    <w:abstractNumId w:val="10"/>
+    <w:abstractNumId w:val="17"/>
   </w:num>
   <w:num w:numId="2" w16cid:durableId="708067458">
-    <w:abstractNumId w:val="1"/>
+    <w:abstractNumId w:val="3"/>
   </w:num>
   <w:num w:numId="3" w16cid:durableId="1195536440">
-    <w:abstractNumId w:val="9"/>
+    <w:abstractNumId w:val="15"/>
   </w:num>
   <w:num w:numId="4" w16cid:durableId="780800661">
+    <w:abstractNumId w:val="7"/>
+  </w:num>
+  <w:num w:numId="5" w16cid:durableId="82991024">
+    <w:abstractNumId w:val="13"/>
+  </w:num>
+  <w:num w:numId="6" w16cid:durableId="1576891087">
+    <w:abstractNumId w:val="14"/>
+  </w:num>
+  <w:num w:numId="7" w16cid:durableId="247270313">
     <w:abstractNumId w:val="4"/>
   </w:num>
-  <w:num w:numId="5" w16cid:durableId="82991024">
-    <w:abstractNumId w:val="7"/>
-  </w:num>
-  <w:num w:numId="6" w16cid:durableId="1576891087">
-    <w:abstractNumId w:val="8"/>
-  </w:num>
-  <w:num w:numId="7" w16cid:durableId="247270313">
-    <w:abstractNumId w:val="2"/>
-  </w:num>
   <w:num w:numId="8" w16cid:durableId="2037997019">
-    <w:abstractNumId w:val="16"/>
+    <w:abstractNumId w:val="23"/>
   </w:num>
   <w:num w:numId="9" w16cid:durableId="1878807903">
-    <w:abstractNumId w:val="13"/>
+    <w:abstractNumId w:val="20"/>
   </w:num>
   <w:num w:numId="10" w16cid:durableId="23947467">
     <w:abstractNumId w:val="0"/>
   </w:num>
   <w:num w:numId="11" w16cid:durableId="1033844251">
+    <w:abstractNumId w:val="19"/>
+  </w:num>
+  <w:num w:numId="12" w16cid:durableId="187065864">
+    <w:abstractNumId w:val="5"/>
+  </w:num>
+  <w:num w:numId="13" w16cid:durableId="2009093731">
+    <w:abstractNumId w:val="18"/>
+  </w:num>
+  <w:num w:numId="14" w16cid:durableId="73163765">
+    <w:abstractNumId w:val="22"/>
+  </w:num>
+  <w:num w:numId="15" w16cid:durableId="837766902">
+    <w:abstractNumId w:val="21"/>
+  </w:num>
+  <w:num w:numId="16" w16cid:durableId="961694155">
+    <w:abstractNumId w:val="9"/>
+  </w:num>
+  <w:num w:numId="17" w16cid:durableId="635644254">
+    <w:abstractNumId w:val="8"/>
+  </w:num>
+  <w:num w:numId="18" w16cid:durableId="1980070052">
+    <w:abstractNumId w:val="24"/>
+  </w:num>
+  <w:num w:numId="19" w16cid:durableId="1945335029">
+    <w:abstractNumId w:val="10"/>
+  </w:num>
+  <w:num w:numId="20" w16cid:durableId="669795286">
+    <w:abstractNumId w:val="11"/>
+  </w:num>
+  <w:num w:numId="21" w16cid:durableId="331567624">
     <w:abstractNumId w:val="12"/>
   </w:num>
-  <w:num w:numId="12" w16cid:durableId="187065864">
-    <w:abstractNumId w:val="3"/>
+  <w:num w:numId="22" w16cid:durableId="328021474">
+    <w:abstractNumId w:val="16"/>
   </w:num>
-  <w:num w:numId="13" w16cid:durableId="2009093731">
-    <w:abstractNumId w:val="11"/>
-  </w:num>
-  <w:num w:numId="14" w16cid:durableId="73163765">
-    <w:abstractNumId w:val="15"/>
-  </w:num>
-  <w:num w:numId="15" w16cid:durableId="837766902">
-    <w:abstractNumId w:val="14"/>
-  </w:num>
-  <w:num w:numId="16" w16cid:durableId="961694155">
+  <w:num w:numId="23" w16cid:durableId="150951618">
     <w:abstractNumId w:val="6"/>
   </w:num>
-  <w:num w:numId="17" w16cid:durableId="635644254">
-    <w:abstractNumId w:val="5"/>
+  <w:num w:numId="24" w16cid:durableId="612638438">
+    <w:abstractNumId w:val="2"/>
   </w:num>
-  <w:num w:numId="18" w16cid:durableId="1980070052">
-    <w:abstractNumId w:val="17"/>
+  <w:num w:numId="25" w16cid:durableId="1761876242">
+    <w:abstractNumId w:val="1"/>
   </w:num>
 </w:numbering>
 </file>
